--- a/report_assets/KHCN templates/Phương án sử dụng vốn/2268.01E PASDV vay von ngan han.docx
+++ b/report_assets/KHCN templates/Phương án sử dụng vốn/2268.01E PASDV vay von ngan han.docx
@@ -135,7 +135,7 @@
           </mc:Choice>
           <mc:Fallback>
             <w:pict>
-              <v:line w14:anchorId="0A93226F" id="Straight Connector 28" o:spid="_x0000_s1026" style="position:absolute;z-index:251660288;visibility:visible;mso-wrap-style:square;mso-width-percent:0;mso-height-percent:0;mso-wrap-distance-left:9pt;mso-wrap-distance-top:0;mso-wrap-distance-right:9pt;mso-wrap-distance-bottom:0;mso-position-horizontal:center;mso-position-horizontal-relative:margin;mso-position-vertical:absolute;mso-position-vertical-relative:text;mso-width-percent:0;mso-height-percent:0;mso-width-relative:page;mso-height-relative:page" from="0,2.2pt" to="155.9pt,2.2pt" o:gfxdata="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">
+              <v:line w14:anchorId="02DF7C61" id="Straight Connector 28" o:spid="_x0000_s1026" style="position:absolute;z-index:251660288;visibility:visible;mso-wrap-style:square;mso-width-percent:0;mso-height-percent:0;mso-wrap-distance-left:9pt;mso-wrap-distance-top:0;mso-wrap-distance-right:9pt;mso-wrap-distance-bottom:0;mso-position-horizontal:center;mso-position-horizontal-relative:margin;mso-position-vertical:absolute;mso-position-vertical-relative:text;mso-width-percent:0;mso-height-percent:0;mso-width-relative:page;mso-height-relative:page" from="0,2.2pt" to="155.9pt,2.2pt" o:gfxdata="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">
                 <w10:wrap anchorx="margin"/>
               </v:line>
             </w:pict>
@@ -3108,1540 +3108,6 @@
     <w:tbl>
       <w:tblPr>
         <w:tblW w:w="5000" w:type="pct"/>
-        <w:tblLook w:val="04A0" w:firstRow="1" w:lastRow="0" w:firstColumn="1" w:lastColumn="0" w:noHBand="0" w:noVBand="1"/>
-      </w:tblPr>
-      <w:tblGrid>
-        <w:gridCol w:w="2183"/>
-        <w:gridCol w:w="1958"/>
-        <w:gridCol w:w="635"/>
-        <w:gridCol w:w="1105"/>
-        <w:gridCol w:w="1203"/>
-        <w:gridCol w:w="2548"/>
-        <w:gridCol w:w="222"/>
-      </w:tblGrid>
-      <w:tr>
-        <w:trPr>
-          <w:gridAfter w:val="1"/>
-          <w:wAfter w:w="112" w:type="pct"/>
-          <w:trHeight w:val="491"/>
-        </w:trPr>
-        <w:tc>
-          <w:tcPr>
-            <w:tcW w:w="299" w:type="pct"/>
-            <w:vMerge w:val="restart"/>
-            <w:tcBorders>
-              <w:top w:val="single" w:sz="4" w:space="0" w:color="auto"/>
-              <w:left w:val="single" w:sz="4" w:space="0" w:color="auto"/>
-              <w:bottom w:val="single" w:sz="4" w:space="0" w:color="auto"/>
-              <w:right w:val="single" w:sz="4" w:space="0" w:color="auto"/>
-            </w:tcBorders>
-            <w:shd w:val="clear" w:color="000000" w:fill="FFFFFF"/>
-            <w:vAlign w:val="center"/>
-            <w:hideMark/>
-          </w:tcPr>
-          <w:p>
-            <w:pPr>
-              <w:spacing w:after="0" w:line="240" w:lineRule="auto"/>
-              <w:jc w:val="center"/>
-              <w:rPr>
-                <w:rFonts w:ascii="Times New Roman" w:eastAsia="Times New Roman" w:hAnsi="Times New Roman" w:cs="Times New Roman"/>
-                <w:b/>
-                <w:bCs/>
-                <w:sz w:val="24"/>
-                <w:szCs w:val="24"/>
-              </w:rPr>
-            </w:pPr>
-            <w:r>
-              <w:rPr>
-                <w:rFonts w:ascii="Times New Roman" w:eastAsia="Times New Roman" w:hAnsi="Times New Roman" w:cs="Times New Roman"/>
-                <w:b/>
-                <w:bCs/>
-                <w:sz w:val="24"/>
-                <w:szCs w:val="24"/>
-              </w:rPr>
-              <w:t>STT</w:t>
-            </w:r>
-          </w:p>
-        </w:tc>
-        <w:tc>
-          <w:tcPr>
-            <w:tcW w:w="1340" w:type="pct"/>
-            <w:vMerge w:val="restart"/>
-            <w:tcBorders>
-              <w:top w:val="single" w:sz="4" w:space="0" w:color="auto"/>
-              <w:left w:val="single" w:sz="4" w:space="0" w:color="auto"/>
-              <w:bottom w:val="single" w:sz="4" w:space="0" w:color="auto"/>
-              <w:right w:val="single" w:sz="4" w:space="0" w:color="auto"/>
-            </w:tcBorders>
-            <w:shd w:val="clear" w:color="000000" w:fill="FFFFFF"/>
-            <w:vAlign w:val="center"/>
-            <w:hideMark/>
-          </w:tcPr>
-          <w:p>
-            <w:pPr>
-              <w:spacing w:after="0" w:line="240" w:lineRule="auto"/>
-              <w:jc w:val="center"/>
-              <w:rPr>
-                <w:rFonts w:ascii="Times New Roman" w:eastAsia="Times New Roman" w:hAnsi="Times New Roman" w:cs="Times New Roman"/>
-                <w:b/>
-                <w:bCs/>
-                <w:sz w:val="24"/>
-                <w:szCs w:val="24"/>
-              </w:rPr>
-            </w:pPr>
-            <w:r>
-              <w:rPr>
-                <w:rFonts w:ascii="Times New Roman" w:eastAsia="Times New Roman" w:hAnsi="Times New Roman" w:cs="Times New Roman"/>
-                <w:b/>
-                <w:bCs/>
-                <w:sz w:val="24"/>
-                <w:szCs w:val="24"/>
-              </w:rPr>
-              <w:t>KHOẢN MỤC</w:t>
-            </w:r>
-          </w:p>
-        </w:tc>
-        <w:tc>
-          <w:tcPr>
-            <w:tcW w:w="292" w:type="pct"/>
-            <w:vMerge w:val="restart"/>
-            <w:tcBorders>
-              <w:top w:val="single" w:sz="4" w:space="0" w:color="auto"/>
-              <w:left w:val="single" w:sz="4" w:space="0" w:color="auto"/>
-              <w:bottom w:val="single" w:sz="4" w:space="0" w:color="auto"/>
-              <w:right w:val="single" w:sz="4" w:space="0" w:color="auto"/>
-            </w:tcBorders>
-            <w:shd w:val="clear" w:color="000000" w:fill="FFFFFF"/>
-            <w:vAlign w:val="center"/>
-            <w:hideMark/>
-          </w:tcPr>
-          <w:p>
-            <w:pPr>
-              <w:spacing w:after="0" w:line="240" w:lineRule="auto"/>
-              <w:jc w:val="center"/>
-              <w:rPr>
-                <w:rFonts w:ascii="Times New Roman" w:eastAsia="Times New Roman" w:hAnsi="Times New Roman" w:cs="Times New Roman"/>
-                <w:b/>
-                <w:bCs/>
-                <w:sz w:val="24"/>
-                <w:szCs w:val="24"/>
-              </w:rPr>
-            </w:pPr>
-            <w:r>
-              <w:rPr>
-                <w:rFonts w:ascii="Times New Roman" w:eastAsia="Times New Roman" w:hAnsi="Times New Roman" w:cs="Times New Roman"/>
-                <w:b/>
-                <w:bCs/>
-                <w:sz w:val="24"/>
-                <w:szCs w:val="24"/>
-              </w:rPr>
-              <w:t>Đơn vị tính</w:t>
-            </w:r>
-          </w:p>
-        </w:tc>
-        <w:tc>
-          <w:tcPr>
-            <w:tcW w:w="816" w:type="pct"/>
-            <w:vMerge w:val="restart"/>
-            <w:tcBorders>
-              <w:top w:val="single" w:sz="4" w:space="0" w:color="auto"/>
-              <w:left w:val="single" w:sz="4" w:space="0" w:color="auto"/>
-              <w:bottom w:val="single" w:sz="4" w:space="0" w:color="auto"/>
-              <w:right w:val="single" w:sz="4" w:space="0" w:color="auto"/>
-            </w:tcBorders>
-            <w:shd w:val="clear" w:color="000000" w:fill="FFFFFF"/>
-            <w:vAlign w:val="center"/>
-            <w:hideMark/>
-          </w:tcPr>
-          <w:p>
-            <w:pPr>
-              <w:spacing w:after="0" w:line="240" w:lineRule="auto"/>
-              <w:jc w:val="center"/>
-              <w:rPr>
-                <w:rFonts w:ascii="Times New Roman" w:eastAsia="Times New Roman" w:hAnsi="Times New Roman" w:cs="Times New Roman"/>
-                <w:b/>
-                <w:bCs/>
-                <w:sz w:val="24"/>
-                <w:szCs w:val="24"/>
-              </w:rPr>
-            </w:pPr>
-            <w:r>
-              <w:rPr>
-                <w:rFonts w:ascii="Times New Roman" w:eastAsia="Times New Roman" w:hAnsi="Times New Roman" w:cs="Times New Roman"/>
-                <w:b/>
-                <w:bCs/>
-                <w:sz w:val="24"/>
-                <w:szCs w:val="24"/>
-              </w:rPr>
-              <w:t>Đơn giá</w:t>
-            </w:r>
-          </w:p>
-        </w:tc>
-        <w:tc>
-          <w:tcPr>
-            <w:tcW w:w="2141" w:type="pct"/>
-            <w:gridSpan w:val="2"/>
-            <w:vMerge w:val="restart"/>
-            <w:tcBorders>
-              <w:top w:val="single" w:sz="4" w:space="0" w:color="auto"/>
-              <w:left w:val="single" w:sz="4" w:space="0" w:color="auto"/>
-              <w:bottom w:val="single" w:sz="4" w:space="0" w:color="auto"/>
-              <w:right w:val="single" w:sz="4" w:space="0" w:color="auto"/>
-            </w:tcBorders>
-            <w:shd w:val="clear" w:color="000000" w:fill="FFFFFF"/>
-            <w:vAlign w:val="center"/>
-            <w:hideMark/>
-          </w:tcPr>
-          <w:p>
-            <w:pPr>
-              <w:spacing w:after="0" w:line="240" w:lineRule="auto"/>
-              <w:jc w:val="center"/>
-              <w:rPr>
-                <w:rFonts w:ascii="Times New Roman" w:eastAsia="Times New Roman" w:hAnsi="Times New Roman" w:cs="Times New Roman"/>
-                <w:b/>
-                <w:bCs/>
-                <w:sz w:val="24"/>
-                <w:szCs w:val="24"/>
-              </w:rPr>
-            </w:pPr>
-            <w:r>
-              <w:rPr>
-                <w:rFonts w:ascii="Times New Roman" w:eastAsia="Times New Roman" w:hAnsi="Times New Roman" w:cs="Times New Roman"/>
-                <w:b/>
-                <w:bCs/>
-                <w:sz w:val="24"/>
-                <w:szCs w:val="24"/>
-              </w:rPr>
-              <w:t>CHI PHÍ ĐẦU TƯ, CHĂM SÓC</w:t>
-            </w:r>
-          </w:p>
-        </w:tc>
-      </w:tr>
-      <w:tr>
-        <w:trPr>
-          <w:trHeight w:val="312"/>
-        </w:trPr>
-        <w:tc>
-          <w:tcPr>
-            <w:tcW w:w="299" w:type="pct"/>
-            <w:vMerge/>
-            <w:tcBorders>
-              <w:top w:val="single" w:sz="4" w:space="0" w:color="auto"/>
-              <w:left w:val="single" w:sz="4" w:space="0" w:color="auto"/>
-              <w:bottom w:val="single" w:sz="4" w:space="0" w:color="auto"/>
-              <w:right w:val="single" w:sz="4" w:space="0" w:color="auto"/>
-            </w:tcBorders>
-            <w:vAlign w:val="center"/>
-            <w:hideMark/>
-          </w:tcPr>
-          <w:p>
-            <w:pPr>
-              <w:spacing w:after="0" w:line="240" w:lineRule="auto"/>
-              <w:jc w:val="center"/>
-              <w:rPr>
-                <w:rFonts w:ascii="Times New Roman" w:eastAsia="Times New Roman" w:hAnsi="Times New Roman" w:cs="Times New Roman"/>
-                <w:b/>
-                <w:bCs/>
-                <w:sz w:val="24"/>
-                <w:szCs w:val="24"/>
-              </w:rPr>
-            </w:pPr>
-          </w:p>
-        </w:tc>
-        <w:tc>
-          <w:tcPr>
-            <w:tcW w:w="1340" w:type="pct"/>
-            <w:vMerge/>
-            <w:tcBorders>
-              <w:top w:val="single" w:sz="4" w:space="0" w:color="auto"/>
-              <w:left w:val="single" w:sz="4" w:space="0" w:color="auto"/>
-              <w:bottom w:val="single" w:sz="4" w:space="0" w:color="auto"/>
-              <w:right w:val="single" w:sz="4" w:space="0" w:color="auto"/>
-            </w:tcBorders>
-            <w:vAlign w:val="center"/>
-            <w:hideMark/>
-          </w:tcPr>
-          <w:p>
-            <w:pPr>
-              <w:spacing w:after="0" w:line="240" w:lineRule="auto"/>
-              <w:rPr>
-                <w:rFonts w:ascii="Times New Roman" w:eastAsia="Times New Roman" w:hAnsi="Times New Roman" w:cs="Times New Roman"/>
-                <w:b/>
-                <w:bCs/>
-                <w:sz w:val="24"/>
-                <w:szCs w:val="24"/>
-              </w:rPr>
-            </w:pPr>
-          </w:p>
-        </w:tc>
-        <w:tc>
-          <w:tcPr>
-            <w:tcW w:w="292" w:type="pct"/>
-            <w:vMerge/>
-            <w:tcBorders>
-              <w:top w:val="single" w:sz="4" w:space="0" w:color="auto"/>
-              <w:left w:val="single" w:sz="4" w:space="0" w:color="auto"/>
-              <w:bottom w:val="single" w:sz="4" w:space="0" w:color="auto"/>
-              <w:right w:val="single" w:sz="4" w:space="0" w:color="auto"/>
-            </w:tcBorders>
-            <w:vAlign w:val="center"/>
-            <w:hideMark/>
-          </w:tcPr>
-          <w:p>
-            <w:pPr>
-              <w:spacing w:after="0" w:line="240" w:lineRule="auto"/>
-              <w:jc w:val="center"/>
-              <w:rPr>
-                <w:rFonts w:ascii="Times New Roman" w:eastAsia="Times New Roman" w:hAnsi="Times New Roman" w:cs="Times New Roman"/>
-                <w:b/>
-                <w:bCs/>
-                <w:sz w:val="24"/>
-                <w:szCs w:val="24"/>
-              </w:rPr>
-            </w:pPr>
-          </w:p>
-        </w:tc>
-        <w:tc>
-          <w:tcPr>
-            <w:tcW w:w="816" w:type="pct"/>
-            <w:vMerge/>
-            <w:tcBorders>
-              <w:top w:val="single" w:sz="4" w:space="0" w:color="auto"/>
-              <w:left w:val="single" w:sz="4" w:space="0" w:color="auto"/>
-              <w:bottom w:val="single" w:sz="4" w:space="0" w:color="auto"/>
-              <w:right w:val="single" w:sz="4" w:space="0" w:color="auto"/>
-            </w:tcBorders>
-            <w:vAlign w:val="center"/>
-            <w:hideMark/>
-          </w:tcPr>
-          <w:p>
-            <w:pPr>
-              <w:spacing w:after="0" w:line="240" w:lineRule="auto"/>
-              <w:jc w:val="center"/>
-              <w:rPr>
-                <w:rFonts w:ascii="Times New Roman" w:eastAsia="Times New Roman" w:hAnsi="Times New Roman" w:cs="Times New Roman"/>
-                <w:b/>
-                <w:bCs/>
-                <w:sz w:val="24"/>
-                <w:szCs w:val="24"/>
-              </w:rPr>
-            </w:pPr>
-          </w:p>
-        </w:tc>
-        <w:tc>
-          <w:tcPr>
-            <w:tcW w:w="2141" w:type="pct"/>
-            <w:gridSpan w:val="2"/>
-            <w:vMerge/>
-            <w:tcBorders>
-              <w:top w:val="single" w:sz="4" w:space="0" w:color="auto"/>
-              <w:left w:val="single" w:sz="4" w:space="0" w:color="auto"/>
-              <w:bottom w:val="single" w:sz="4" w:space="0" w:color="auto"/>
-              <w:right w:val="single" w:sz="4" w:space="0" w:color="auto"/>
-            </w:tcBorders>
-            <w:vAlign w:val="center"/>
-            <w:hideMark/>
-          </w:tcPr>
-          <w:p>
-            <w:pPr>
-              <w:spacing w:after="0" w:line="240" w:lineRule="auto"/>
-              <w:jc w:val="center"/>
-              <w:rPr>
-                <w:rFonts w:ascii="Times New Roman" w:eastAsia="Times New Roman" w:hAnsi="Times New Roman" w:cs="Times New Roman"/>
-                <w:b/>
-                <w:bCs/>
-                <w:sz w:val="24"/>
-                <w:szCs w:val="24"/>
-              </w:rPr>
-            </w:pPr>
-          </w:p>
-        </w:tc>
-        <w:tc>
-          <w:tcPr>
-            <w:tcW w:w="112" w:type="pct"/>
-            <w:tcBorders>
-              <w:top w:val="nil"/>
-              <w:left w:val="nil"/>
-              <w:bottom w:val="nil"/>
-              <w:right w:val="nil"/>
-            </w:tcBorders>
-            <w:noWrap/>
-            <w:vAlign w:val="center"/>
-            <w:hideMark/>
-          </w:tcPr>
-          <w:p>
-            <w:pPr>
-              <w:spacing w:after="0" w:line="240" w:lineRule="auto"/>
-              <w:jc w:val="center"/>
-              <w:rPr>
-                <w:rFonts w:ascii="Times New Roman" w:eastAsia="Times New Roman" w:hAnsi="Times New Roman" w:cs="Times New Roman"/>
-                <w:b/>
-                <w:bCs/>
-                <w:sz w:val="24"/>
-                <w:szCs w:val="24"/>
-              </w:rPr>
-            </w:pPr>
-          </w:p>
-        </w:tc>
-      </w:tr>
-      <w:tr>
-        <w:trPr>
-          <w:trHeight w:val="312"/>
-        </w:trPr>
-        <w:tc>
-          <w:tcPr>
-            <w:tcW w:w="299" w:type="pct"/>
-            <w:vMerge/>
-            <w:tcBorders>
-              <w:top w:val="single" w:sz="4" w:space="0" w:color="auto"/>
-              <w:left w:val="single" w:sz="4" w:space="0" w:color="auto"/>
-              <w:bottom w:val="single" w:sz="4" w:space="0" w:color="auto"/>
-              <w:right w:val="single" w:sz="4" w:space="0" w:color="auto"/>
-            </w:tcBorders>
-            <w:vAlign w:val="center"/>
-            <w:hideMark/>
-          </w:tcPr>
-          <w:p>
-            <w:pPr>
-              <w:spacing w:after="0" w:line="240" w:lineRule="auto"/>
-              <w:jc w:val="center"/>
-              <w:rPr>
-                <w:rFonts w:ascii="Times New Roman" w:eastAsia="Times New Roman" w:hAnsi="Times New Roman" w:cs="Times New Roman"/>
-                <w:b/>
-                <w:bCs/>
-                <w:sz w:val="24"/>
-                <w:szCs w:val="24"/>
-              </w:rPr>
-            </w:pPr>
-          </w:p>
-        </w:tc>
-        <w:tc>
-          <w:tcPr>
-            <w:tcW w:w="1340" w:type="pct"/>
-            <w:vMerge/>
-            <w:tcBorders>
-              <w:top w:val="single" w:sz="4" w:space="0" w:color="auto"/>
-              <w:left w:val="single" w:sz="4" w:space="0" w:color="auto"/>
-              <w:bottom w:val="single" w:sz="4" w:space="0" w:color="auto"/>
-              <w:right w:val="single" w:sz="4" w:space="0" w:color="auto"/>
-            </w:tcBorders>
-            <w:vAlign w:val="center"/>
-            <w:hideMark/>
-          </w:tcPr>
-          <w:p>
-            <w:pPr>
-              <w:spacing w:after="0" w:line="240" w:lineRule="auto"/>
-              <w:rPr>
-                <w:rFonts w:ascii="Times New Roman" w:eastAsia="Times New Roman" w:hAnsi="Times New Roman" w:cs="Times New Roman"/>
-                <w:b/>
-                <w:bCs/>
-                <w:sz w:val="24"/>
-                <w:szCs w:val="24"/>
-              </w:rPr>
-            </w:pPr>
-          </w:p>
-        </w:tc>
-        <w:tc>
-          <w:tcPr>
-            <w:tcW w:w="292" w:type="pct"/>
-            <w:vMerge/>
-            <w:tcBorders>
-              <w:top w:val="single" w:sz="4" w:space="0" w:color="auto"/>
-              <w:left w:val="single" w:sz="4" w:space="0" w:color="auto"/>
-              <w:bottom w:val="single" w:sz="4" w:space="0" w:color="auto"/>
-              <w:right w:val="single" w:sz="4" w:space="0" w:color="auto"/>
-            </w:tcBorders>
-            <w:vAlign w:val="center"/>
-            <w:hideMark/>
-          </w:tcPr>
-          <w:p>
-            <w:pPr>
-              <w:spacing w:after="0" w:line="240" w:lineRule="auto"/>
-              <w:jc w:val="center"/>
-              <w:rPr>
-                <w:rFonts w:ascii="Times New Roman" w:eastAsia="Times New Roman" w:hAnsi="Times New Roman" w:cs="Times New Roman"/>
-                <w:b/>
-                <w:bCs/>
-                <w:sz w:val="24"/>
-                <w:szCs w:val="24"/>
-              </w:rPr>
-            </w:pPr>
-          </w:p>
-        </w:tc>
-        <w:tc>
-          <w:tcPr>
-            <w:tcW w:w="816" w:type="pct"/>
-            <w:vMerge/>
-            <w:tcBorders>
-              <w:top w:val="single" w:sz="4" w:space="0" w:color="auto"/>
-              <w:left w:val="single" w:sz="4" w:space="0" w:color="auto"/>
-              <w:bottom w:val="single" w:sz="4" w:space="0" w:color="auto"/>
-              <w:right w:val="single" w:sz="4" w:space="0" w:color="auto"/>
-            </w:tcBorders>
-            <w:vAlign w:val="center"/>
-            <w:hideMark/>
-          </w:tcPr>
-          <w:p>
-            <w:pPr>
-              <w:spacing w:after="0" w:line="240" w:lineRule="auto"/>
-              <w:jc w:val="center"/>
-              <w:rPr>
-                <w:rFonts w:ascii="Times New Roman" w:eastAsia="Times New Roman" w:hAnsi="Times New Roman" w:cs="Times New Roman"/>
-                <w:b/>
-                <w:bCs/>
-                <w:sz w:val="24"/>
-                <w:szCs w:val="24"/>
-              </w:rPr>
-            </w:pPr>
-          </w:p>
-        </w:tc>
-        <w:tc>
-          <w:tcPr>
-            <w:tcW w:w="777" w:type="pct"/>
-            <w:tcBorders>
-              <w:top w:val="nil"/>
-              <w:left w:val="nil"/>
-              <w:bottom w:val="single" w:sz="4" w:space="0" w:color="auto"/>
-              <w:right w:val="single" w:sz="4" w:space="0" w:color="auto"/>
-            </w:tcBorders>
-            <w:shd w:val="clear" w:color="000000" w:fill="FFFFFF"/>
-            <w:noWrap/>
-            <w:vAlign w:val="center"/>
-            <w:hideMark/>
-          </w:tcPr>
-          <w:p>
-            <w:pPr>
-              <w:spacing w:after="0" w:line="240" w:lineRule="auto"/>
-              <w:jc w:val="center"/>
-              <w:rPr>
-                <w:rFonts w:ascii="Times New Roman" w:eastAsia="Times New Roman" w:hAnsi="Times New Roman" w:cs="Times New Roman"/>
-                <w:sz w:val="24"/>
-                <w:szCs w:val="24"/>
-              </w:rPr>
-            </w:pPr>
-            <w:r>
-              <w:rPr>
-                <w:rFonts w:ascii="Times New Roman" w:eastAsia="Times New Roman" w:hAnsi="Times New Roman" w:cs="Times New Roman"/>
-                <w:sz w:val="24"/>
-                <w:szCs w:val="24"/>
-              </w:rPr>
-              <w:t>Số lượng</w:t>
-            </w:r>
-          </w:p>
-        </w:tc>
-        <w:tc>
-          <w:tcPr>
-            <w:tcW w:w="1364" w:type="pct"/>
-            <w:tcBorders>
-              <w:top w:val="nil"/>
-              <w:left w:val="nil"/>
-              <w:bottom w:val="single" w:sz="4" w:space="0" w:color="auto"/>
-              <w:right w:val="single" w:sz="4" w:space="0" w:color="auto"/>
-            </w:tcBorders>
-            <w:shd w:val="clear" w:color="000000" w:fill="FFFFFF"/>
-            <w:noWrap/>
-            <w:vAlign w:val="center"/>
-            <w:hideMark/>
-          </w:tcPr>
-          <w:p>
-            <w:pPr>
-              <w:spacing w:after="0" w:line="240" w:lineRule="auto"/>
-              <w:jc w:val="center"/>
-              <w:rPr>
-                <w:rFonts w:ascii="Times New Roman" w:eastAsia="Times New Roman" w:hAnsi="Times New Roman" w:cs="Times New Roman"/>
-                <w:sz w:val="24"/>
-                <w:szCs w:val="24"/>
-              </w:rPr>
-            </w:pPr>
-            <w:r>
-              <w:rPr>
-                <w:rFonts w:ascii="Times New Roman" w:eastAsia="Times New Roman" w:hAnsi="Times New Roman" w:cs="Times New Roman"/>
-                <w:sz w:val="24"/>
-                <w:szCs w:val="24"/>
-              </w:rPr>
-              <w:t>Thành tiền</w:t>
-            </w:r>
-          </w:p>
-        </w:tc>
-        <w:tc>
-          <w:tcPr>
-            <w:tcW w:w="112" w:type="pct"/>
-            <w:vAlign w:val="center"/>
-            <w:hideMark/>
-          </w:tcPr>
-          <w:p>
-            <w:pPr>
-              <w:spacing w:after="0" w:line="240" w:lineRule="auto"/>
-              <w:rPr>
-                <w:rFonts w:ascii="Times New Roman" w:eastAsia="Times New Roman" w:hAnsi="Times New Roman" w:cs="Times New Roman"/>
-                <w:sz w:val="20"/>
-                <w:szCs w:val="20"/>
-              </w:rPr>
-            </w:pPr>
-          </w:p>
-        </w:tc>
-      </w:tr>
-      <w:tr>
-        <w:trPr>
-          <w:trHeight w:val="324"/>
-        </w:trPr>
-        <w:tc>
-          <w:tcPr>
-            <w:tcW w:w="299" w:type="pct"/>
-            <w:tcBorders>
-              <w:top w:val="nil"/>
-              <w:left w:val="single" w:sz="4" w:space="0" w:color="auto"/>
-              <w:bottom w:val="single" w:sz="4" w:space="0" w:color="auto"/>
-              <w:right w:val="single" w:sz="4" w:space="0" w:color="auto"/>
-            </w:tcBorders>
-            <w:noWrap/>
-            <w:vAlign w:val="center"/>
-          </w:tcPr>
-          <w:p>
-            <w:pPr>
-              <w:spacing w:after="0" w:line="240" w:lineRule="auto"/>
-              <w:jc w:val="center"/>
-              <w:rPr>
-                <w:rFonts w:ascii="Times New Roman" w:eastAsia="Times New Roman" w:hAnsi="Times New Roman" w:cs="Times New Roman"/>
-                <w:color w:val="000000"/>
-                <w:sz w:val="24"/>
-                <w:szCs w:val="24"/>
-              </w:rPr>
-            </w:pPr>
-            <w:r>
-              <w:rPr>
-                <w:rFonts w:ascii="Times New Roman" w:eastAsia="Times New Roman" w:hAnsi="Times New Roman" w:cs="Times New Roman"/>
-                <w:color w:val="000000"/>
-                <w:sz w:val="24"/>
-                <w:szCs w:val="24"/>
-              </w:rPr>
-              <w:t>[#PA_DOANHTHU]</w:t>
-            </w:r>
-          </w:p>
-        </w:tc>
-        <w:tc>
-          <w:tcPr>
-            <w:tcW w:w="1340" w:type="pct"/>
-            <w:tcBorders>
-              <w:top w:val="nil"/>
-              <w:left w:val="nil"/>
-              <w:bottom w:val="single" w:sz="4" w:space="0" w:color="auto"/>
-              <w:right w:val="single" w:sz="4" w:space="0" w:color="auto"/>
-            </w:tcBorders>
-            <w:shd w:val="clear" w:color="000000" w:fill="FFFFFF"/>
-            <w:noWrap/>
-            <w:vAlign w:val="center"/>
-          </w:tcPr>
-          <w:p>
-            <w:pPr>
-              <w:spacing w:after="0" w:line="240" w:lineRule="auto"/>
-              <w:rPr>
-                <w:rFonts w:ascii="Times New Roman" w:eastAsia="Times New Roman" w:hAnsi="Times New Roman" w:cs="Times New Roman"/>
-                <w:sz w:val="24"/>
-                <w:szCs w:val="24"/>
-              </w:rPr>
-            </w:pPr>
-          </w:p>
-        </w:tc>
-        <w:tc>
-          <w:tcPr>
-            <w:tcW w:w="292" w:type="pct"/>
-            <w:tcBorders>
-              <w:top w:val="nil"/>
-              <w:left w:val="nil"/>
-              <w:bottom w:val="single" w:sz="4" w:space="0" w:color="auto"/>
-              <w:right w:val="single" w:sz="4" w:space="0" w:color="auto"/>
-            </w:tcBorders>
-            <w:shd w:val="clear" w:color="000000" w:fill="FFFFFF"/>
-            <w:noWrap/>
-            <w:vAlign w:val="center"/>
-          </w:tcPr>
-          <w:p>
-            <w:pPr>
-              <w:spacing w:after="0" w:line="240" w:lineRule="auto"/>
-              <w:jc w:val="center"/>
-              <w:rPr>
-                <w:rFonts w:ascii="Times New Roman" w:eastAsia="Times New Roman" w:hAnsi="Times New Roman" w:cs="Times New Roman"/>
-                <w:i/>
-                <w:iCs/>
-                <w:sz w:val="24"/>
-                <w:szCs w:val="24"/>
-              </w:rPr>
-            </w:pPr>
-          </w:p>
-        </w:tc>
-        <w:tc>
-          <w:tcPr>
-            <w:tcW w:w="816" w:type="pct"/>
-            <w:tcBorders>
-              <w:top w:val="nil"/>
-              <w:left w:val="nil"/>
-              <w:bottom w:val="single" w:sz="4" w:space="0" w:color="auto"/>
-              <w:right w:val="single" w:sz="4" w:space="0" w:color="auto"/>
-            </w:tcBorders>
-            <w:noWrap/>
-            <w:vAlign w:val="center"/>
-          </w:tcPr>
-          <w:p>
-            <w:pPr>
-              <w:spacing w:after="0" w:line="240" w:lineRule="auto"/>
-              <w:jc w:val="right"/>
-              <w:rPr>
-                <w:rFonts w:ascii="Times New Roman" w:eastAsia="Times New Roman" w:hAnsi="Times New Roman" w:cs="Times New Roman"/>
-                <w:sz w:val="24"/>
-                <w:szCs w:val="24"/>
-              </w:rPr>
-            </w:pPr>
-          </w:p>
-        </w:tc>
-        <w:tc>
-          <w:tcPr>
-            <w:tcW w:w="777" w:type="pct"/>
-            <w:tcBorders>
-              <w:top w:val="nil"/>
-              <w:left w:val="nil"/>
-              <w:bottom w:val="single" w:sz="4" w:space="0" w:color="auto"/>
-              <w:right w:val="single" w:sz="4" w:space="0" w:color="auto"/>
-            </w:tcBorders>
-            <w:noWrap/>
-            <w:vAlign w:val="center"/>
-          </w:tcPr>
-          <w:p>
-            <w:pPr>
-              <w:spacing w:after="0" w:line="240" w:lineRule="auto"/>
-              <w:jc w:val="right"/>
-              <w:rPr>
-                <w:rFonts w:ascii="Times New Roman" w:eastAsia="Times New Roman" w:hAnsi="Times New Roman" w:cs="Times New Roman"/>
-                <w:sz w:val="24"/>
-                <w:szCs w:val="24"/>
-              </w:rPr>
-            </w:pPr>
-          </w:p>
-        </w:tc>
-        <w:tc>
-          <w:tcPr>
-            <w:tcW w:w="1364" w:type="pct"/>
-            <w:tcBorders>
-              <w:top w:val="nil"/>
-              <w:left w:val="nil"/>
-              <w:bottom w:val="single" w:sz="4" w:space="0" w:color="auto"/>
-              <w:right w:val="single" w:sz="4" w:space="0" w:color="auto"/>
-            </w:tcBorders>
-            <w:shd w:val="clear" w:color="000000" w:fill="FFFFFF"/>
-            <w:noWrap/>
-            <w:vAlign w:val="center"/>
-          </w:tcPr>
-          <w:p>
-            <w:pPr>
-              <w:spacing w:after="0" w:line="240" w:lineRule="auto"/>
-              <w:jc w:val="right"/>
-              <w:rPr>
-                <w:rFonts w:ascii="Times New Roman" w:eastAsia="Times New Roman" w:hAnsi="Times New Roman" w:cs="Times New Roman"/>
-                <w:sz w:val="24"/>
-                <w:szCs w:val="24"/>
-              </w:rPr>
-            </w:pPr>
-          </w:p>
-        </w:tc>
-        <w:tc>
-          <w:tcPr>
-            <w:tcW w:w="112" w:type="pct"/>
-            <w:vAlign w:val="center"/>
-            <w:hideMark/>
-          </w:tcPr>
-          <w:p>
-            <w:pPr>
-              <w:spacing w:after="0" w:line="240" w:lineRule="auto"/>
-              <w:rPr>
-                <w:rFonts w:ascii="Times New Roman" w:eastAsia="Times New Roman" w:hAnsi="Times New Roman" w:cs="Times New Roman"/>
-                <w:sz w:val="20"/>
-                <w:szCs w:val="20"/>
-              </w:rPr>
-            </w:pPr>
-          </w:p>
-        </w:tc>
-      </w:tr>
-      <w:tr>
-        <w:trPr>
-          <w:trHeight w:val="312"/>
-        </w:trPr>
-        <w:tc>
-          <w:tcPr>
-            <w:tcW w:w="299" w:type="pct"/>
-            <w:tcBorders>
-              <w:top w:val="nil"/>
-              <w:left w:val="single" w:sz="4" w:space="0" w:color="auto"/>
-              <w:bottom w:val="single" w:sz="4" w:space="0" w:color="auto"/>
-              <w:right w:val="single" w:sz="4" w:space="0" w:color="auto"/>
-            </w:tcBorders>
-            <w:noWrap/>
-            <w:vAlign w:val="center"/>
-          </w:tcPr>
-          <w:p>
-            <w:pPr>
-              <w:spacing w:after="0" w:line="240" w:lineRule="auto"/>
-              <w:jc w:val="center"/>
-              <w:rPr>
-                <w:rFonts w:ascii="Times New Roman" w:eastAsia="Times New Roman" w:hAnsi="Times New Roman" w:cs="Times New Roman"/>
-                <w:color w:val="000000"/>
-                <w:sz w:val="24"/>
-                <w:szCs w:val="24"/>
-              </w:rPr>
-            </w:pPr>
-            <w:r>
-              <w:rPr>
-                <w:rFonts w:ascii="Times New Roman" w:eastAsia="Times New Roman" w:hAnsi="Times New Roman" w:cs="Times New Roman"/>
-                <w:color w:val="000000"/>
-                <w:sz w:val="24"/>
-                <w:szCs w:val="24"/>
-              </w:rPr>
-              <w:t>[STT]</w:t>
-            </w:r>
-          </w:p>
-        </w:tc>
-        <w:tc>
-          <w:tcPr>
-            <w:tcW w:w="1340" w:type="pct"/>
-            <w:tcBorders>
-              <w:top w:val="nil"/>
-              <w:left w:val="nil"/>
-              <w:bottom w:val="single" w:sz="4" w:space="0" w:color="auto"/>
-              <w:right w:val="single" w:sz="4" w:space="0" w:color="auto"/>
-            </w:tcBorders>
-            <w:shd w:val="clear" w:color="000000" w:fill="FFFFFF"/>
-            <w:noWrap/>
-            <w:vAlign w:val="center"/>
-          </w:tcPr>
-          <w:p>
-            <w:pPr>
-              <w:spacing w:after="0" w:line="240" w:lineRule="auto"/>
-              <w:rPr>
-                <w:rFonts w:ascii="Times New Roman" w:eastAsia="Times New Roman" w:hAnsi="Times New Roman" w:cs="Times New Roman"/>
-                <w:sz w:val="24"/>
-                <w:szCs w:val="24"/>
-              </w:rPr>
-            </w:pPr>
-            <w:r>
-              <w:rPr>
-                <w:rFonts w:ascii="Times New Roman" w:eastAsia="Times New Roman" w:hAnsi="Times New Roman" w:cs="Times New Roman"/>
-                <w:sz w:val="24"/>
-                <w:szCs w:val="24"/>
-              </w:rPr>
-              <w:t>[Mô tả]</w:t>
-            </w:r>
-          </w:p>
-        </w:tc>
-        <w:tc>
-          <w:tcPr>
-            <w:tcW w:w="292" w:type="pct"/>
-            <w:tcBorders>
-              <w:top w:val="nil"/>
-              <w:left w:val="nil"/>
-              <w:bottom w:val="single" w:sz="4" w:space="0" w:color="auto"/>
-              <w:right w:val="single" w:sz="4" w:space="0" w:color="auto"/>
-            </w:tcBorders>
-            <w:shd w:val="clear" w:color="000000" w:fill="FFFFFF"/>
-            <w:noWrap/>
-            <w:vAlign w:val="center"/>
-          </w:tcPr>
-          <w:p>
-            <w:pPr>
-              <w:spacing w:after="0" w:line="240" w:lineRule="auto"/>
-              <w:jc w:val="center"/>
-              <w:rPr>
-                <w:rFonts w:ascii="Times New Roman" w:eastAsia="Times New Roman" w:hAnsi="Times New Roman" w:cs="Times New Roman"/>
-                <w:i/>
-                <w:iCs/>
-                <w:sz w:val="24"/>
-                <w:szCs w:val="24"/>
-              </w:rPr>
-            </w:pPr>
-          </w:p>
-        </w:tc>
-        <w:tc>
-          <w:tcPr>
-            <w:tcW w:w="816" w:type="pct"/>
-            <w:tcBorders>
-              <w:top w:val="nil"/>
-              <w:left w:val="nil"/>
-              <w:bottom w:val="single" w:sz="4" w:space="0" w:color="auto"/>
-              <w:right w:val="single" w:sz="4" w:space="0" w:color="auto"/>
-            </w:tcBorders>
-            <w:noWrap/>
-            <w:vAlign w:val="center"/>
-          </w:tcPr>
-          <w:p>
-            <w:pPr>
-              <w:spacing w:after="0" w:line="240" w:lineRule="auto"/>
-              <w:jc w:val="right"/>
-              <w:rPr>
-                <w:rFonts w:ascii="Times New Roman" w:eastAsia="Times New Roman" w:hAnsi="Times New Roman" w:cs="Times New Roman"/>
-                <w:sz w:val="24"/>
-                <w:szCs w:val="24"/>
-              </w:rPr>
-            </w:pPr>
-            <w:r>
-              <w:rPr>
-                <w:rFonts w:ascii="Times New Roman" w:eastAsia="Times New Roman" w:hAnsi="Times New Roman" w:cs="Times New Roman"/>
-                <w:sz w:val="24"/>
-                <w:szCs w:val="24"/>
-              </w:rPr>
-              <w:t>[Đơn giá]</w:t>
-            </w:r>
-          </w:p>
-        </w:tc>
-        <w:tc>
-          <w:tcPr>
-            <w:tcW w:w="777" w:type="pct"/>
-            <w:tcBorders>
-              <w:top w:val="nil"/>
-              <w:left w:val="nil"/>
-              <w:bottom w:val="single" w:sz="4" w:space="0" w:color="auto"/>
-              <w:right w:val="single" w:sz="4" w:space="0" w:color="auto"/>
-            </w:tcBorders>
-            <w:noWrap/>
-            <w:vAlign w:val="center"/>
-          </w:tcPr>
-          <w:p>
-            <w:pPr>
-              <w:spacing w:after="0" w:line="240" w:lineRule="auto"/>
-              <w:jc w:val="right"/>
-              <w:rPr>
-                <w:rFonts w:ascii="Times New Roman" w:eastAsia="Times New Roman" w:hAnsi="Times New Roman" w:cs="Times New Roman"/>
-                <w:sz w:val="24"/>
-                <w:szCs w:val="24"/>
-              </w:rPr>
-            </w:pPr>
-            <w:r>
-              <w:rPr>
-                <w:rFonts w:ascii="Times New Roman" w:eastAsia="Times New Roman" w:hAnsi="Times New Roman" w:cs="Times New Roman"/>
-                <w:sz w:val="24"/>
-                <w:szCs w:val="24"/>
-              </w:rPr>
-              <w:t>[Số lượng]</w:t>
-            </w:r>
-          </w:p>
-        </w:tc>
-        <w:tc>
-          <w:tcPr>
-            <w:tcW w:w="1364" w:type="pct"/>
-            <w:tcBorders>
-              <w:top w:val="nil"/>
-              <w:left w:val="nil"/>
-              <w:bottom w:val="single" w:sz="4" w:space="0" w:color="auto"/>
-              <w:right w:val="single" w:sz="4" w:space="0" w:color="auto"/>
-            </w:tcBorders>
-            <w:shd w:val="clear" w:color="000000" w:fill="FFFFFF"/>
-            <w:noWrap/>
-            <w:vAlign w:val="center"/>
-          </w:tcPr>
-          <w:p>
-            <w:pPr>
-              <w:spacing w:after="0" w:line="240" w:lineRule="auto"/>
-              <w:jc w:val="right"/>
-              <w:rPr>
-                <w:rFonts w:ascii="Times New Roman" w:eastAsia="Times New Roman" w:hAnsi="Times New Roman" w:cs="Times New Roman"/>
-                <w:sz w:val="24"/>
-                <w:szCs w:val="24"/>
-              </w:rPr>
-            </w:pPr>
-            <w:r>
-              <w:rPr>
-                <w:rFonts w:ascii="Times New Roman" w:eastAsia="Times New Roman" w:hAnsi="Times New Roman" w:cs="Times New Roman"/>
-                <w:sz w:val="24"/>
-                <w:szCs w:val="24"/>
-              </w:rPr>
-              <w:t>[Thành tiền]</w:t>
-            </w:r>
-          </w:p>
-        </w:tc>
-        <w:tc>
-          <w:tcPr>
-            <w:tcW w:w="112" w:type="pct"/>
-            <w:vAlign w:val="center"/>
-            <w:hideMark/>
-          </w:tcPr>
-          <w:p>
-            <w:pPr>
-              <w:spacing w:after="0" w:line="240" w:lineRule="auto"/>
-              <w:rPr>
-                <w:rFonts w:ascii="Times New Roman" w:eastAsia="Times New Roman" w:hAnsi="Times New Roman" w:cs="Times New Roman"/>
-                <w:sz w:val="20"/>
-                <w:szCs w:val="20"/>
-              </w:rPr>
-            </w:pPr>
-          </w:p>
-        </w:tc>
-      </w:tr>
-      <w:tr>
-        <w:trPr>
-          <w:trHeight w:val="312"/>
-        </w:trPr>
-        <w:tc>
-          <w:tcPr>
-            <w:tcW w:w="299" w:type="pct"/>
-            <w:tcBorders>
-              <w:top w:val="nil"/>
-              <w:left w:val="single" w:sz="4" w:space="0" w:color="auto"/>
-              <w:bottom w:val="single" w:sz="4" w:space="0" w:color="auto"/>
-              <w:right w:val="single" w:sz="4" w:space="0" w:color="auto"/>
-            </w:tcBorders>
-            <w:noWrap/>
-            <w:vAlign w:val="center"/>
-          </w:tcPr>
-          <w:p>
-            <w:pPr>
-              <w:spacing w:after="0" w:line="240" w:lineRule="auto"/>
-              <w:jc w:val="center"/>
-              <w:rPr>
-                <w:rFonts w:ascii="Times New Roman" w:eastAsia="Times New Roman" w:hAnsi="Times New Roman" w:cs="Times New Roman"/>
-                <w:color w:val="000000"/>
-                <w:sz w:val="24"/>
-                <w:szCs w:val="24"/>
-              </w:rPr>
-            </w:pPr>
-            <w:r>
-              <w:rPr>
-                <w:rFonts w:ascii="Times New Roman" w:eastAsia="Times New Roman" w:hAnsi="Times New Roman" w:cs="Times New Roman"/>
-                <w:color w:val="000000"/>
-                <w:sz w:val="24"/>
-                <w:szCs w:val="24"/>
-              </w:rPr>
-              <w:t>[/PA_DOANHTHU]</w:t>
-            </w:r>
-          </w:p>
-        </w:tc>
-        <w:tc>
-          <w:tcPr>
-            <w:tcW w:w="1340" w:type="pct"/>
-            <w:tcBorders>
-              <w:top w:val="nil"/>
-              <w:left w:val="nil"/>
-              <w:bottom w:val="single" w:sz="4" w:space="0" w:color="auto"/>
-              <w:right w:val="single" w:sz="4" w:space="0" w:color="auto"/>
-            </w:tcBorders>
-            <w:shd w:val="clear" w:color="000000" w:fill="FFFFFF"/>
-            <w:noWrap/>
-            <w:vAlign w:val="center"/>
-          </w:tcPr>
-          <w:p>
-            <w:pPr>
-              <w:spacing w:after="0" w:line="240" w:lineRule="auto"/>
-              <w:rPr>
-                <w:rFonts w:ascii="Times New Roman" w:eastAsia="Times New Roman" w:hAnsi="Times New Roman" w:cs="Times New Roman"/>
-                <w:sz w:val="24"/>
-                <w:szCs w:val="24"/>
-              </w:rPr>
-            </w:pPr>
-          </w:p>
-        </w:tc>
-        <w:tc>
-          <w:tcPr>
-            <w:tcW w:w="292" w:type="pct"/>
-            <w:tcBorders>
-              <w:top w:val="nil"/>
-              <w:left w:val="nil"/>
-              <w:bottom w:val="single" w:sz="4" w:space="0" w:color="auto"/>
-              <w:right w:val="single" w:sz="4" w:space="0" w:color="auto"/>
-            </w:tcBorders>
-            <w:shd w:val="clear" w:color="000000" w:fill="FFFFFF"/>
-            <w:noWrap/>
-            <w:vAlign w:val="center"/>
-          </w:tcPr>
-          <w:p>
-            <w:pPr>
-              <w:spacing w:after="0" w:line="240" w:lineRule="auto"/>
-              <w:jc w:val="center"/>
-              <w:rPr>
-                <w:rFonts w:ascii="Times New Roman" w:eastAsia="Times New Roman" w:hAnsi="Times New Roman" w:cs="Times New Roman"/>
-                <w:i/>
-                <w:iCs/>
-                <w:sz w:val="24"/>
-                <w:szCs w:val="24"/>
-              </w:rPr>
-            </w:pPr>
-          </w:p>
-        </w:tc>
-        <w:tc>
-          <w:tcPr>
-            <w:tcW w:w="816" w:type="pct"/>
-            <w:tcBorders>
-              <w:top w:val="nil"/>
-              <w:left w:val="nil"/>
-              <w:bottom w:val="single" w:sz="4" w:space="0" w:color="auto"/>
-              <w:right w:val="single" w:sz="4" w:space="0" w:color="auto"/>
-            </w:tcBorders>
-            <w:noWrap/>
-            <w:vAlign w:val="center"/>
-          </w:tcPr>
-          <w:p>
-            <w:pPr>
-              <w:spacing w:after="0" w:line="240" w:lineRule="auto"/>
-              <w:jc w:val="right"/>
-              <w:rPr>
-                <w:rFonts w:ascii="Times New Roman" w:eastAsia="Times New Roman" w:hAnsi="Times New Roman" w:cs="Times New Roman"/>
-                <w:sz w:val="24"/>
-                <w:szCs w:val="24"/>
-              </w:rPr>
-            </w:pPr>
-          </w:p>
-        </w:tc>
-        <w:tc>
-          <w:tcPr>
-            <w:tcW w:w="777" w:type="pct"/>
-            <w:tcBorders>
-              <w:top w:val="nil"/>
-              <w:left w:val="nil"/>
-              <w:bottom w:val="single" w:sz="4" w:space="0" w:color="auto"/>
-              <w:right w:val="single" w:sz="4" w:space="0" w:color="auto"/>
-            </w:tcBorders>
-            <w:noWrap/>
-            <w:vAlign w:val="center"/>
-          </w:tcPr>
-          <w:p>
-            <w:pPr>
-              <w:spacing w:after="0" w:line="240" w:lineRule="auto"/>
-              <w:jc w:val="right"/>
-              <w:rPr>
-                <w:rFonts w:ascii="Times New Roman" w:eastAsia="Times New Roman" w:hAnsi="Times New Roman" w:cs="Times New Roman"/>
-                <w:sz w:val="24"/>
-                <w:szCs w:val="24"/>
-              </w:rPr>
-            </w:pPr>
-          </w:p>
-        </w:tc>
-        <w:tc>
-          <w:tcPr>
-            <w:tcW w:w="1364" w:type="pct"/>
-            <w:tcBorders>
-              <w:top w:val="nil"/>
-              <w:left w:val="nil"/>
-              <w:bottom w:val="single" w:sz="4" w:space="0" w:color="auto"/>
-              <w:right w:val="single" w:sz="4" w:space="0" w:color="auto"/>
-            </w:tcBorders>
-            <w:shd w:val="clear" w:color="000000" w:fill="FFFFFF"/>
-            <w:noWrap/>
-            <w:vAlign w:val="center"/>
-          </w:tcPr>
-          <w:p>
-            <w:pPr>
-              <w:spacing w:after="0" w:line="240" w:lineRule="auto"/>
-              <w:jc w:val="right"/>
-              <w:rPr>
-                <w:rFonts w:ascii="Times New Roman" w:eastAsia="Times New Roman" w:hAnsi="Times New Roman" w:cs="Times New Roman"/>
-                <w:sz w:val="24"/>
-                <w:szCs w:val="24"/>
-              </w:rPr>
-            </w:pPr>
-          </w:p>
-        </w:tc>
-        <w:tc>
-          <w:tcPr>
-            <w:tcW w:w="112" w:type="pct"/>
-            <w:vAlign w:val="center"/>
-            <w:hideMark/>
-          </w:tcPr>
-          <w:p>
-            <w:pPr>
-              <w:spacing w:after="0" w:line="240" w:lineRule="auto"/>
-              <w:rPr>
-                <w:rFonts w:ascii="Times New Roman" w:eastAsia="Times New Roman" w:hAnsi="Times New Roman" w:cs="Times New Roman"/>
-                <w:sz w:val="20"/>
-                <w:szCs w:val="20"/>
-              </w:rPr>
-            </w:pPr>
-          </w:p>
-        </w:tc>
-      </w:tr>
-      <w:tr>
-        <w:trPr>
-          <w:trHeight w:val="312"/>
-        </w:trPr>
-        <w:tc>
-          <w:tcPr>
-            <w:tcW w:w="299" w:type="pct"/>
-            <w:tcBorders>
-              <w:top w:val="nil"/>
-              <w:left w:val="single" w:sz="4" w:space="0" w:color="auto"/>
-              <w:bottom w:val="single" w:sz="4" w:space="0" w:color="auto"/>
-              <w:right w:val="single" w:sz="4" w:space="0" w:color="auto"/>
-            </w:tcBorders>
-            <w:noWrap/>
-            <w:vAlign w:val="center"/>
-            <w:hideMark/>
-          </w:tcPr>
-          <w:p>
-            <w:pPr>
-              <w:spacing w:after="0" w:line="240" w:lineRule="auto"/>
-              <w:jc w:val="center"/>
-              <w:rPr>
-                <w:rFonts w:ascii="Times New Roman" w:eastAsia="Times New Roman" w:hAnsi="Times New Roman" w:cs="Times New Roman"/>
-                <w:b/>
-                <w:bCs/>
-                <w:color w:val="000000"/>
-                <w:sz w:val="24"/>
-                <w:szCs w:val="24"/>
-              </w:rPr>
-            </w:pPr>
-            <w:r>
-              <w:rPr>
-                <w:rFonts w:ascii="Times New Roman" w:eastAsia="Times New Roman" w:hAnsi="Times New Roman" w:cs="Times New Roman"/>
-                <w:b/>
-                <w:bCs/>
-                <w:color w:val="000000"/>
-                <w:sz w:val="24"/>
-                <w:szCs w:val="24"/>
-              </w:rPr>
-              <w:t>III</w:t>
-            </w:r>
-          </w:p>
-        </w:tc>
-        <w:tc>
-          <w:tcPr>
-            <w:tcW w:w="1340" w:type="pct"/>
-            <w:tcBorders>
-              <w:top w:val="nil"/>
-              <w:left w:val="nil"/>
-              <w:bottom w:val="single" w:sz="4" w:space="0" w:color="auto"/>
-              <w:right w:val="single" w:sz="4" w:space="0" w:color="auto"/>
-            </w:tcBorders>
-            <w:shd w:val="clear" w:color="000000" w:fill="FFFFFF"/>
-            <w:noWrap/>
-            <w:vAlign w:val="center"/>
-            <w:hideMark/>
-          </w:tcPr>
-          <w:p>
-            <w:pPr>
-              <w:spacing w:after="0" w:line="240" w:lineRule="auto"/>
-              <w:jc w:val="center"/>
-              <w:rPr>
-                <w:rFonts w:ascii="Times New Roman" w:eastAsia="Times New Roman" w:hAnsi="Times New Roman" w:cs="Times New Roman"/>
-                <w:b/>
-                <w:bCs/>
-                <w:sz w:val="24"/>
-                <w:szCs w:val="24"/>
-              </w:rPr>
-            </w:pPr>
-            <w:r>
-              <w:rPr>
-                <w:rFonts w:ascii="Times New Roman" w:eastAsia="Times New Roman" w:hAnsi="Times New Roman" w:cs="Times New Roman"/>
-                <w:b/>
-                <w:bCs/>
-                <w:sz w:val="24"/>
-                <w:szCs w:val="24"/>
-              </w:rPr>
-              <w:t>III. LÃI(+), LỖ(-)</w:t>
-            </w:r>
-          </w:p>
-        </w:tc>
-        <w:tc>
-          <w:tcPr>
-            <w:tcW w:w="292" w:type="pct"/>
-            <w:tcBorders>
-              <w:top w:val="nil"/>
-              <w:left w:val="nil"/>
-              <w:bottom w:val="single" w:sz="4" w:space="0" w:color="auto"/>
-              <w:right w:val="single" w:sz="4" w:space="0" w:color="auto"/>
-            </w:tcBorders>
-            <w:shd w:val="clear" w:color="000000" w:fill="FFFFFF"/>
-            <w:noWrap/>
-            <w:vAlign w:val="center"/>
-            <w:hideMark/>
-          </w:tcPr>
-          <w:p>
-            <w:pPr>
-              <w:spacing w:after="0" w:line="240" w:lineRule="auto"/>
-              <w:jc w:val="center"/>
-              <w:rPr>
-                <w:rFonts w:ascii="Times New Roman" w:eastAsia="Times New Roman" w:hAnsi="Times New Roman" w:cs="Times New Roman"/>
-                <w:i/>
-                <w:iCs/>
-                <w:sz w:val="24"/>
-                <w:szCs w:val="24"/>
-              </w:rPr>
-            </w:pPr>
-            <w:r>
-              <w:rPr>
-                <w:rFonts w:ascii="Times New Roman" w:eastAsia="Times New Roman" w:hAnsi="Times New Roman" w:cs="Times New Roman"/>
-                <w:i/>
-                <w:iCs/>
-                <w:sz w:val="24"/>
-                <w:szCs w:val="24"/>
-              </w:rPr>
-              <w:t>đ</w:t>
-            </w:r>
-          </w:p>
-        </w:tc>
-        <w:tc>
-          <w:tcPr>
-            <w:tcW w:w="816" w:type="pct"/>
-            <w:tcBorders>
-              <w:top w:val="nil"/>
-              <w:left w:val="nil"/>
-              <w:bottom w:val="single" w:sz="4" w:space="0" w:color="auto"/>
-              <w:right w:val="single" w:sz="4" w:space="0" w:color="auto"/>
-            </w:tcBorders>
-            <w:noWrap/>
-            <w:vAlign w:val="center"/>
-            <w:hideMark/>
-          </w:tcPr>
-          <w:p>
-            <w:pPr>
-              <w:spacing w:after="0" w:line="240" w:lineRule="auto"/>
-              <w:jc w:val="right"/>
-              <w:rPr>
-                <w:rFonts w:ascii="Times New Roman" w:eastAsia="Times New Roman" w:hAnsi="Times New Roman" w:cs="Times New Roman"/>
-                <w:b/>
-                <w:bCs/>
-                <w:sz w:val="24"/>
-                <w:szCs w:val="24"/>
-              </w:rPr>
-            </w:pPr>
-          </w:p>
-        </w:tc>
-        <w:tc>
-          <w:tcPr>
-            <w:tcW w:w="777" w:type="pct"/>
-            <w:tcBorders>
-              <w:top w:val="nil"/>
-              <w:left w:val="nil"/>
-              <w:bottom w:val="single" w:sz="4" w:space="0" w:color="auto"/>
-              <w:right w:val="single" w:sz="4" w:space="0" w:color="auto"/>
-            </w:tcBorders>
-            <w:noWrap/>
-            <w:vAlign w:val="center"/>
-            <w:hideMark/>
-          </w:tcPr>
-          <w:p>
-            <w:pPr>
-              <w:spacing w:after="0" w:line="240" w:lineRule="auto"/>
-              <w:jc w:val="right"/>
-              <w:rPr>
-                <w:rFonts w:ascii="Times New Roman" w:eastAsia="Times New Roman" w:hAnsi="Times New Roman" w:cs="Times New Roman"/>
-                <w:b/>
-                <w:bCs/>
-                <w:sz w:val="24"/>
-                <w:szCs w:val="24"/>
-              </w:rPr>
-            </w:pPr>
-          </w:p>
-        </w:tc>
-        <w:tc>
-          <w:tcPr>
-            <w:tcW w:w="1364" w:type="pct"/>
-            <w:tcBorders>
-              <w:top w:val="nil"/>
-              <w:left w:val="nil"/>
-              <w:bottom w:val="single" w:sz="4" w:space="0" w:color="auto"/>
-              <w:right w:val="single" w:sz="4" w:space="0" w:color="auto"/>
-            </w:tcBorders>
-            <w:shd w:val="clear" w:color="000000" w:fill="FFFFFF"/>
-            <w:noWrap/>
-            <w:vAlign w:val="center"/>
-            <w:hideMark/>
-          </w:tcPr>
-          <w:p>
-            <w:pPr>
-              <w:spacing w:after="0" w:line="240" w:lineRule="auto"/>
-              <w:jc w:val="right"/>
-              <w:rPr>
-                <w:rFonts w:ascii="Times New Roman" w:eastAsia="Times New Roman" w:hAnsi="Times New Roman" w:cs="Times New Roman"/>
-                <w:b/>
-                <w:bCs/>
-                <w:sz w:val="24"/>
-                <w:szCs w:val="24"/>
-              </w:rPr>
-            </w:pPr>
-            <w:r>
-              <w:rPr>
-                <w:rFonts w:ascii="Times New Roman" w:eastAsia="Times New Roman" w:hAnsi="Times New Roman" w:cs="Times New Roman"/>
-                <w:b/>
-                <w:bCs/>
-                <w:sz w:val="24"/>
-                <w:szCs w:val="24"/>
-              </w:rPr>
-              <w:t>[PA.Lợi nhuận dự kiến]</w:t>
-            </w:r>
-          </w:p>
-        </w:tc>
-        <w:tc>
-          <w:tcPr>
-            <w:tcW w:w="112" w:type="pct"/>
-            <w:vAlign w:val="center"/>
-            <w:hideMark/>
-          </w:tcPr>
-          <w:p>
-            <w:pPr>
-              <w:spacing w:after="0" w:line="240" w:lineRule="auto"/>
-              <w:rPr>
-                <w:rFonts w:ascii="Times New Roman" w:eastAsia="Times New Roman" w:hAnsi="Times New Roman" w:cs="Times New Roman"/>
-                <w:sz w:val="20"/>
-                <w:szCs w:val="20"/>
-              </w:rPr>
-            </w:pPr>
-          </w:p>
-        </w:tc>
-      </w:tr>
-    </w:tbl>
-    <w:p>
-      <w:pPr>
-        <w:shd w:val="clear" w:color="auto" w:fill="FFFFFF"/>
-        <w:tabs>
-          <w:tab w:val="left" w:pos="3686"/>
-          <w:tab w:val="left" w:leader="dot" w:pos="9072"/>
-        </w:tabs>
-        <w:spacing w:after="0" w:line="240" w:lineRule="auto"/>
-        <w:ind w:firstLine="567"/>
-        <w:jc w:val="both"/>
-        <w:rPr>
-          <w:rFonts w:ascii="Times New Roman" w:eastAsia="Times New Roman" w:hAnsi="Times New Roman" w:cs="Times New Roman"/>
-          <w:sz w:val="26"/>
-          <w:szCs w:val="28"/>
-          <w:lang w:val="pt-BR"/>
-        </w:rPr>
-      </w:pPr>
-      <w:r>
-        <w:rPr>
-          <w:rFonts w:ascii="Times New Roman" w:eastAsia="Times New Roman" w:hAnsi="Times New Roman" w:cs="Times New Roman"/>
-          <w:b/>
-          <w:bCs/>
-          <w:sz w:val="26"/>
-          <w:szCs w:val="28"/>
-          <w:lang w:val="pt-BR"/>
-        </w:rPr>
-        <w:t>3. Nguồn trả nợ</w:t>
-      </w:r>
-      <w:r>
-        <w:rPr>
-          <w:rFonts w:ascii="Times New Roman" w:eastAsia="Times New Roman" w:hAnsi="Times New Roman" w:cs="Times New Roman"/>
-          <w:sz w:val="26"/>
-          <w:szCs w:val="28"/>
-          <w:lang w:val="pt-BR"/>
-        </w:rPr>
-        <w:t>:</w:t>
-      </w:r>
-    </w:p>
-    <w:p>
-      <w:pPr>
-        <w:shd w:val="clear" w:color="auto" w:fill="FFFFFF"/>
-        <w:tabs>
-          <w:tab w:val="left" w:pos="3686"/>
-          <w:tab w:val="left" w:leader="dot" w:pos="9072"/>
-        </w:tabs>
-        <w:spacing w:after="0" w:line="240" w:lineRule="auto"/>
-        <w:ind w:firstLine="567"/>
-        <w:jc w:val="both"/>
-        <w:rPr>
-          <w:rFonts w:ascii="Times New Roman" w:eastAsia="Times New Roman" w:hAnsi="Times New Roman" w:cs="Times New Roman"/>
-          <w:sz w:val="26"/>
-          <w:szCs w:val="28"/>
-          <w:lang w:val="pt-BR"/>
-        </w:rPr>
-      </w:pPr>
-      <w:r>
-        <w:rPr>
-          <w:rFonts w:ascii="Times New Roman" w:eastAsia="Times New Roman" w:hAnsi="Times New Roman" w:cs="Times New Roman"/>
-          <w:sz w:val="26"/>
-          <w:szCs w:val="28"/>
-          <w:lang w:val="pt-BR"/>
-        </w:rPr>
-        <w:t xml:space="preserve">Từ nguồn thu của </w:t>
-      </w:r>
-      <w:r>
-        <w:rPr>
-          <w:rFonts w:ascii="Times New Roman" w:eastAsia="Times New Roman" w:hAnsi="Times New Roman" w:cs="Times New Roman"/>
-          <w:sz w:val="26"/>
-          <w:szCs w:val="28"/>
-          <w:lang w:val="pt-BR"/>
-        </w:rPr>
-        <w:t>hoạt động</w:t>
-      </w:r>
-      <w:r>
-        <w:rPr>
-          <w:rFonts w:ascii="Times New Roman" w:eastAsia="Times New Roman" w:hAnsi="Times New Roman" w:cs="Times New Roman"/>
-          <w:sz w:val="26"/>
-          <w:szCs w:val="28"/>
-          <w:lang w:val="pt-BR"/>
-        </w:rPr>
-        <w:t xml:space="preserve"> </w:t>
-      </w:r>
-      <w:r>
-        <w:rPr>
-          <w:rFonts w:ascii="Times New Roman" w:eastAsia="Times New Roman" w:hAnsi="Times New Roman" w:cs="Times New Roman"/>
-          <w:sz w:val="26"/>
-          <w:szCs w:val="28"/>
-          <w:lang w:val="pt-BR"/>
-        </w:rPr>
-        <w:t>trồng</w:t>
-      </w:r>
-      <w:r>
-        <w:rPr>
-          <w:rFonts w:ascii="Times New Roman" w:eastAsia="Times New Roman" w:hAnsi="Times New Roman" w:cs="Times New Roman"/>
-          <w:sz w:val="26"/>
-          <w:szCs w:val="28"/>
-          <w:lang w:val="vi-VN"/>
-        </w:rPr>
-        <w:t xml:space="preserve"> hoa Cát tường</w:t>
-      </w:r>
-      <w:r>
-        <w:rPr>
-          <w:rFonts w:ascii="Times New Roman" w:eastAsia="Times New Roman" w:hAnsi="Times New Roman" w:cs="Times New Roman"/>
-          <w:sz w:val="26"/>
-          <w:szCs w:val="28"/>
-          <w:lang w:val="pt-BR"/>
-        </w:rPr>
-        <w:t xml:space="preserve">: </w:t>
-      </w:r>
-      <w:r>
-        <w:rPr>
-          <w:rFonts w:ascii="Times New Roman" w:eastAsia="Times New Roman" w:hAnsi="Times New Roman" w:cs="Times New Roman"/>
-          <w:sz w:val="26"/>
-          <w:szCs w:val="26"/>
-          <w:lang w:val="pt-BR"/>
-        </w:rPr>
-        <w:t>[</w:t>
-      </w:r>
-      <w:r>
-        <w:rPr>
-          <w:rFonts w:ascii="Times New Roman" w:eastAsia="Times New Roman" w:hAnsi="Times New Roman" w:cs="Times New Roman"/>
-          <w:b/>
-          <w:bCs/>
-          <w:sz w:val="26"/>
-          <w:szCs w:val="26"/>
-        </w:rPr>
-        <w:t>PA.Tổng doanh thu dự kiến</w:t>
-      </w:r>
-      <w:r>
-        <w:rPr>
-          <w:rFonts w:ascii="Times New Roman" w:eastAsia="Times New Roman" w:hAnsi="Times New Roman" w:cs="Times New Roman"/>
-          <w:sz w:val="26"/>
-          <w:szCs w:val="26"/>
-          <w:lang w:val="pt-BR"/>
-        </w:rPr>
-        <w:t>]</w:t>
-      </w:r>
-      <w:r>
-        <w:rPr>
-          <w:rFonts w:ascii="Times New Roman" w:eastAsia="Times New Roman" w:hAnsi="Times New Roman" w:cs="Times New Roman"/>
-          <w:sz w:val="26"/>
-          <w:szCs w:val="28"/>
-          <w:lang w:val="pt-BR"/>
-        </w:rPr>
-        <w:t xml:space="preserve"> đồng</w:t>
-      </w:r>
-      <w:r>
-        <w:rPr>
-          <w:rFonts w:ascii="Times New Roman" w:eastAsia="Times New Roman" w:hAnsi="Times New Roman" w:cs="Times New Roman"/>
-          <w:sz w:val="26"/>
-          <w:szCs w:val="28"/>
-          <w:lang w:val="pt-BR"/>
-        </w:rPr>
-        <w:t>:</w:t>
-      </w:r>
-    </w:p>
-    <w:tbl>
-      <w:tblPr>
-        <w:tblW w:w="5000" w:type="pct"/>
         <w:tblLayout w:type="fixed"/>
         <w:tblLook w:val="04A0" w:firstRow="1" w:lastRow="0" w:firstColumn="1" w:lastColumn="0" w:noHBand="0" w:noVBand="1"/>
       </w:tblPr>
@@ -6659,6 +5125,162 @@
       <w:pPr>
         <w:shd w:val="clear" w:color="auto" w:fill="FFFFFF"/>
         <w:tabs>
+          <w:tab w:val="left" w:pos="3686"/>
+          <w:tab w:val="left" w:leader="dot" w:pos="9072"/>
+        </w:tabs>
+        <w:spacing w:after="0" w:line="240" w:lineRule="auto"/>
+        <w:ind w:firstLine="567"/>
+        <w:jc w:val="both"/>
+        <w:rPr>
+          <w:rFonts w:ascii="Times New Roman" w:eastAsia="Times New Roman" w:hAnsi="Times New Roman" w:cs="Times New Roman"/>
+          <w:sz w:val="26"/>
+          <w:szCs w:val="28"/>
+          <w:lang w:val="pt-BR"/>
+        </w:rPr>
+      </w:pPr>
+      <w:r>
+        <w:rPr>
+          <w:rFonts w:ascii="Times New Roman" w:eastAsia="Times New Roman" w:hAnsi="Times New Roman" w:cs="Times New Roman"/>
+          <w:b/>
+          <w:bCs/>
+          <w:sz w:val="26"/>
+          <w:szCs w:val="28"/>
+          <w:lang w:val="pt-BR"/>
+        </w:rPr>
+        <w:t>3. Nguồn trả nợ</w:t>
+      </w:r>
+      <w:r>
+        <w:rPr>
+          <w:rFonts w:ascii="Times New Roman" w:eastAsia="Times New Roman" w:hAnsi="Times New Roman" w:cs="Times New Roman"/>
+          <w:sz w:val="26"/>
+          <w:szCs w:val="28"/>
+          <w:lang w:val="pt-BR"/>
+        </w:rPr>
+        <w:t>:</w:t>
+      </w:r>
+    </w:p>
+    <w:p>
+      <w:pPr>
+        <w:shd w:val="clear" w:color="auto" w:fill="FFFFFF"/>
+        <w:tabs>
+          <w:tab w:val="left" w:pos="3686"/>
+          <w:tab w:val="left" w:leader="dot" w:pos="9072"/>
+        </w:tabs>
+        <w:spacing w:after="0" w:line="240" w:lineRule="auto"/>
+        <w:ind w:firstLine="567"/>
+        <w:jc w:val="both"/>
+        <w:rPr>
+          <w:rFonts w:ascii="Times New Roman" w:eastAsia="Times New Roman" w:hAnsi="Times New Roman" w:cs="Times New Roman"/>
+          <w:sz w:val="26"/>
+          <w:szCs w:val="28"/>
+          <w:lang w:val="pt-BR"/>
+        </w:rPr>
+      </w:pPr>
+      <w:r>
+        <w:rPr>
+          <w:rFonts w:ascii="Times New Roman" w:eastAsia="Times New Roman" w:hAnsi="Times New Roman" w:cs="Times New Roman"/>
+          <w:sz w:val="26"/>
+          <w:szCs w:val="28"/>
+          <w:lang w:val="pt-BR"/>
+        </w:rPr>
+        <w:t xml:space="preserve">Từ nguồn thu của </w:t>
+      </w:r>
+      <w:r>
+        <w:rPr>
+          <w:rFonts w:ascii="Times New Roman" w:eastAsia="Times New Roman" w:hAnsi="Times New Roman" w:cs="Times New Roman"/>
+          <w:sz w:val="26"/>
+          <w:szCs w:val="28"/>
+          <w:lang w:val="pt-BR"/>
+        </w:rPr>
+        <w:t>hoạt động</w:t>
+      </w:r>
+      <w:r>
+        <w:rPr>
+          <w:rFonts w:ascii="Times New Roman" w:eastAsia="Times New Roman" w:hAnsi="Times New Roman" w:cs="Times New Roman"/>
+          <w:sz w:val="26"/>
+          <w:szCs w:val="28"/>
+          <w:lang w:val="pt-BR"/>
+        </w:rPr>
+        <w:t xml:space="preserve"> </w:t>
+      </w:r>
+      <w:r>
+        <w:rPr>
+          <w:rFonts w:ascii="Times New Roman" w:eastAsia="Times New Roman" w:hAnsi="Times New Roman" w:cs="Times New Roman"/>
+          <w:sz w:val="26"/>
+          <w:szCs w:val="28"/>
+          <w:lang w:val="pt-BR"/>
+        </w:rPr>
+        <w:t>trồng</w:t>
+      </w:r>
+      <w:r>
+        <w:rPr>
+          <w:rFonts w:ascii="Times New Roman" w:eastAsia="Times New Roman" w:hAnsi="Times New Roman" w:cs="Times New Roman"/>
+          <w:sz w:val="26"/>
+          <w:szCs w:val="28"/>
+          <w:lang w:val="vi-VN"/>
+        </w:rPr>
+        <w:t xml:space="preserve"> hoa Cát tường</w:t>
+      </w:r>
+      <w:r>
+        <w:rPr>
+          <w:rFonts w:ascii="Times New Roman" w:eastAsia="Times New Roman" w:hAnsi="Times New Roman" w:cs="Times New Roman"/>
+          <w:sz w:val="26"/>
+          <w:szCs w:val="28"/>
+          <w:lang w:val="pt-BR"/>
+        </w:rPr>
+        <w:t xml:space="preserve">: </w:t>
+      </w:r>
+      <w:r>
+        <w:rPr>
+          <w:rFonts w:ascii="Times New Roman" w:eastAsia="Times New Roman" w:hAnsi="Times New Roman" w:cs="Times New Roman"/>
+          <w:sz w:val="26"/>
+          <w:szCs w:val="26"/>
+          <w:lang w:val="pt-BR"/>
+        </w:rPr>
+        <w:t>[</w:t>
+      </w:r>
+      <w:r>
+        <w:rPr>
+          <w:rFonts w:ascii="Times New Roman" w:eastAsia="Times New Roman" w:hAnsi="Times New Roman" w:cs="Times New Roman"/>
+          <w:b/>
+          <w:bCs/>
+          <w:sz w:val="26"/>
+          <w:szCs w:val="26"/>
+        </w:rPr>
+        <w:t>PA.Tổng doanh thu dự kiến</w:t>
+      </w:r>
+      <w:r>
+        <w:rPr>
+          <w:rFonts w:ascii="Times New Roman" w:eastAsia="Times New Roman" w:hAnsi="Times New Roman" w:cs="Times New Roman"/>
+          <w:sz w:val="26"/>
+          <w:szCs w:val="26"/>
+          <w:lang w:val="pt-BR"/>
+        </w:rPr>
+        <w:t>]</w:t>
+      </w:r>
+      <w:r>
+        <w:rPr>
+          <w:rFonts w:ascii="Times New Roman" w:eastAsia="Times New Roman" w:hAnsi="Times New Roman" w:cs="Times New Roman"/>
+          <w:sz w:val="26"/>
+          <w:szCs w:val="28"/>
+          <w:lang w:val="pt-BR"/>
+        </w:rPr>
+        <w:t xml:space="preserve"> đồng</w:t>
+      </w:r>
+      <w:r>
+        <w:rPr>
+          <w:rFonts w:ascii="Times New Roman" w:eastAsia="Times New Roman" w:hAnsi="Times New Roman" w:cs="Times New Roman"/>
+          <w:sz w:val="26"/>
+          <w:szCs w:val="28"/>
+          <w:lang w:val="pt-BR"/>
+        </w:rPr>
+        <w:t>.</w:t>
+      </w:r>
+    </w:p>
+    <w:p>
+      <w:pPr>
+        <w:shd w:val="clear" w:color="auto" w:fill="FFFFFF"/>
+        <w:tabs>
           <w:tab w:val="left" w:pos="180"/>
         </w:tabs>
         <w:spacing w:after="0" w:line="240" w:lineRule="auto"/>
@@ -6822,7 +5444,6 @@
           <w:sz w:val="26"/>
           <w:szCs w:val="28"/>
         </w:rPr>
-        <w:lastRenderedPageBreak/>
         <w:t>[/ĐS]</w:t>
       </w:r>
     </w:p>
@@ -7426,6 +6047,7 @@
               <w:rPr>
                 <w:rFonts w:eastAsia="Calibri"/>
               </w:rPr>
+              <w:lastRenderedPageBreak/>
               <w:t>[NLQ.TV.STT]</w:t>
             </w:r>
           </w:p>

--- a/report_assets/KHCN templates/Phương án sử dụng vốn/2268.01E PASDV vay von ngan han.docx
+++ b/report_assets/KHCN templates/Phương án sử dụng vốn/2268.01E PASDV vay von ngan han.docx
@@ -135,7 +135,7 @@
           </mc:Choice>
           <mc:Fallback>
             <w:pict>
-              <v:line w14:anchorId="02DF7C61" id="Straight Connector 28" o:spid="_x0000_s1026" style="position:absolute;z-index:251660288;visibility:visible;mso-wrap-style:square;mso-width-percent:0;mso-height-percent:0;mso-wrap-distance-left:9pt;mso-wrap-distance-top:0;mso-wrap-distance-right:9pt;mso-wrap-distance-bottom:0;mso-position-horizontal:center;mso-position-horizontal-relative:margin;mso-position-vertical:absolute;mso-position-vertical-relative:text;mso-width-percent:0;mso-height-percent:0;mso-width-relative:page;mso-height-relative:page" from="0,2.2pt" to="155.9pt,2.2pt" o:gfxdata="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">
+              <v:line w14:anchorId="5649FC50" id="Straight Connector 28" o:spid="_x0000_s1026" style="position:absolute;z-index:251660288;visibility:visible;mso-wrap-style:square;mso-width-percent:0;mso-height-percent:0;mso-wrap-distance-left:9pt;mso-wrap-distance-top:0;mso-wrap-distance-right:9pt;mso-wrap-distance-bottom:0;mso-position-horizontal:center;mso-position-horizontal-relative:margin;mso-position-vertical:absolute;mso-position-vertical-relative:text;mso-width-percent:0;mso-height-percent:0;mso-width-relative:page;mso-height-relative:page" from="0,2.2pt" to="155.9pt,2.2pt" o:gfxdata="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">
                 <w10:wrap anchorx="margin"/>
               </v:line>
             </w:pict>
@@ -278,516 +278,433 @@
         <w:t>I. Thông tin chung về khách hàng</w:t>
       </w:r>
     </w:p>
-    <w:tbl>
-      <w:tblPr>
-        <w:tblStyle w:val="TableGrid111"/>
-        <w:tblW w:w="0" w:type="auto"/>
-        <w:tblInd w:w="-601" w:type="dxa"/>
-        <w:tblBorders>
-          <w:top w:val="none" w:sz="0" w:space="0" w:color="auto"/>
-          <w:left w:val="none" w:sz="0" w:space="0" w:color="auto"/>
-          <w:bottom w:val="none" w:sz="0" w:space="0" w:color="auto"/>
-          <w:right w:val="none" w:sz="0" w:space="0" w:color="auto"/>
-          <w:insideH w:val="none" w:sz="0" w:space="0" w:color="auto"/>
-          <w:insideV w:val="none" w:sz="0" w:space="0" w:color="auto"/>
-        </w:tblBorders>
-        <w:tblLayout w:type="fixed"/>
-        <w:tblLook w:val="04A0" w:firstRow="1" w:lastRow="0" w:firstColumn="1" w:lastColumn="0" w:noHBand="0" w:noVBand="1"/>
-      </w:tblPr>
-      <w:tblGrid>
-        <w:gridCol w:w="597"/>
-        <w:gridCol w:w="9858"/>
-      </w:tblGrid>
-      <w:tr>
-        <w:tc>
-          <w:tcPr>
-            <w:tcW w:w="597" w:type="dxa"/>
-          </w:tcPr>
-          <w:p>
-            <w:pPr>
-              <w:spacing w:after="0" w:line="276" w:lineRule="auto"/>
-              <w:ind w:firstLine="567"/>
-              <w:jc w:val="both"/>
-              <w:rPr>
-                <w:rFonts w:eastAsia="Times New Roman"/>
-                <w:color w:val="FFFFFF"/>
-                <w:sz w:val="20"/>
-                <w:lang w:val="es-MX"/>
-              </w:rPr>
-            </w:pPr>
-            <w:r>
-              <w:rPr>
-                <w:rFonts w:eastAsia="Times New Roman"/>
-                <w:color w:val="FFFFFF"/>
-                <w:sz w:val="20"/>
-                <w:lang w:val="es-MX"/>
-              </w:rPr>
-              <w:t>[TV.STT]</w:t>
-            </w:r>
-          </w:p>
-        </w:tc>
-        <w:tc>
-          <w:tcPr>
-            <w:tcW w:w="9858" w:type="dxa"/>
-          </w:tcPr>
-          <w:p>
-            <w:pPr>
-              <w:spacing w:after="0" w:line="276" w:lineRule="auto"/>
-              <w:ind w:firstLine="567"/>
-              <w:jc w:val="both"/>
-              <w:rPr>
-                <w:rFonts w:eastAsia="Times New Roman"/>
-                <w:b/>
-                <w:bCs/>
-                <w:szCs w:val="26"/>
-                <w:lang w:val="es-MX"/>
-              </w:rPr>
-            </w:pPr>
-            <w:r>
-              <w:rPr>
-                <w:rFonts w:eastAsia="Times New Roman"/>
-                <w:b/>
-                <w:szCs w:val="26"/>
-                <w:lang w:val="en-AU"/>
-              </w:rPr>
-              <w:t>[TV.STT]. [TV.Danh xưng]:</w:t>
-            </w:r>
-            <w:r>
-              <w:rPr>
-                <w:rFonts w:eastAsia="Times New Roman"/>
-                <w:szCs w:val="26"/>
-                <w:lang w:val="en-AU"/>
-              </w:rPr>
-              <w:t xml:space="preserve"> </w:t>
-            </w:r>
-            <w:r>
-              <w:rPr>
-                <w:rFonts w:eastAsia="Times New Roman"/>
-                <w:b/>
-                <w:szCs w:val="26"/>
-                <w:lang w:val="en-AU"/>
-              </w:rPr>
-              <w:t>[TV.Họ và tên]</w:t>
-            </w:r>
-            <w:r>
-              <w:rPr>
-                <w:rFonts w:eastAsia="Times New Roman"/>
-                <w:szCs w:val="26"/>
-                <w:lang w:val="en-AU"/>
-              </w:rPr>
-              <w:t>.</w:t>
-            </w:r>
-            <w:r>
-              <w:rPr>
-                <w:rFonts w:eastAsia="Times New Roman"/>
-                <w:b/>
-                <w:szCs w:val="26"/>
-                <w:lang w:val="en-AU"/>
-              </w:rPr>
-              <w:t xml:space="preserve"> </w:t>
-            </w:r>
-            <w:r>
-              <w:rPr>
-                <w:rFonts w:eastAsia="Times New Roman"/>
-                <w:szCs w:val="26"/>
-                <w:lang w:val="es-MX"/>
-              </w:rPr>
-              <w:t>Sinh năm:</w:t>
-            </w:r>
-            <w:r>
-              <w:rPr>
-                <w:rFonts w:eastAsia="Times New Roman"/>
-                <w:b/>
-                <w:szCs w:val="26"/>
-                <w:lang w:val="es-MX"/>
-              </w:rPr>
-              <w:t xml:space="preserve"> </w:t>
-            </w:r>
-            <w:r>
-              <w:rPr>
-                <w:rFonts w:eastAsia="Times New Roman"/>
-                <w:szCs w:val="26"/>
-                <w:lang w:val="en-AU"/>
-              </w:rPr>
-              <w:t>[TV.Năm sinh]</w:t>
-            </w:r>
-          </w:p>
-          <w:p>
-            <w:pPr>
-              <w:spacing w:after="0" w:line="276" w:lineRule="auto"/>
-              <w:ind w:firstLine="567"/>
-              <w:jc w:val="both"/>
-              <w:rPr>
-                <w:rFonts w:eastAsia="Times New Roman"/>
-                <w:szCs w:val="26"/>
-                <w:lang w:val="es-MX"/>
-              </w:rPr>
-            </w:pPr>
-            <w:r>
-              <w:rPr>
-                <w:rFonts w:eastAsia="Times New Roman"/>
-                <w:szCs w:val="26"/>
-                <w:lang w:val="es-MX"/>
-              </w:rPr>
-              <w:t xml:space="preserve">[TV.Loại giấy tờ tùy thân] số: </w:t>
-            </w:r>
-            <w:r>
-              <w:rPr>
-                <w:rFonts w:eastAsia="Times New Roman"/>
-                <w:b/>
-                <w:szCs w:val="26"/>
-                <w:lang w:val="es-MX"/>
-              </w:rPr>
-              <w:t xml:space="preserve">[TV.CMND] </w:t>
-            </w:r>
-            <w:r>
-              <w:rPr>
-                <w:rFonts w:eastAsia="Times New Roman"/>
-                <w:szCs w:val="26"/>
-                <w:lang w:val="es-MX"/>
-              </w:rPr>
-              <w:t>cấp ngày [TV.Ngày cấp]. Nơi cấp: [TV.Nơi cấp]</w:t>
-            </w:r>
-          </w:p>
-          <w:p>
-            <w:pPr>
-              <w:spacing w:after="0" w:line="276" w:lineRule="auto"/>
-              <w:ind w:firstLine="567"/>
-              <w:jc w:val="both"/>
-              <w:rPr>
-                <w:rFonts w:eastAsia="Times New Roman"/>
-                <w:szCs w:val="26"/>
-                <w:lang w:val="es-MX"/>
-              </w:rPr>
-            </w:pPr>
-            <w:r>
-              <w:rPr>
-                <w:rFonts w:eastAsia="Times New Roman"/>
-                <w:szCs w:val="26"/>
-                <w:lang w:val="es-MX"/>
-              </w:rPr>
-              <w:t xml:space="preserve">CMND </w:t>
-            </w:r>
-            <w:r>
-              <w:rPr>
-                <w:rFonts w:eastAsia="Times New Roman"/>
-                <w:szCs w:val="26"/>
-                <w:lang w:val="vi-VN"/>
-              </w:rPr>
-              <w:t>số</w:t>
-            </w:r>
-            <w:r>
-              <w:rPr>
-                <w:rFonts w:eastAsia="Times New Roman"/>
-                <w:szCs w:val="26"/>
-                <w:lang w:val="es-MX"/>
-              </w:rPr>
-              <w:t xml:space="preserve"> </w:t>
-            </w:r>
-            <w:r>
-              <w:rPr>
-                <w:rFonts w:eastAsia="Times New Roman"/>
-                <w:szCs w:val="26"/>
-                <w:lang w:val="es-MX"/>
-              </w:rPr>
-              <w:t>[TV.CMND cũ]</w:t>
-            </w:r>
-          </w:p>
-          <w:p>
-            <w:pPr>
-              <w:spacing w:after="0" w:line="276" w:lineRule="auto"/>
-              <w:ind w:firstLine="567"/>
-              <w:jc w:val="both"/>
-              <w:rPr>
-                <w:rFonts w:eastAsia="Times New Roman"/>
-                <w:szCs w:val="26"/>
-                <w:lang w:val="es-MX"/>
-              </w:rPr>
-            </w:pPr>
-            <w:r>
-              <w:rPr>
-                <w:rFonts w:eastAsia="Times New Roman"/>
-                <w:szCs w:val="26"/>
-                <w:lang w:val="es-MX"/>
-              </w:rPr>
-              <w:t>Nơi cư trú: [</w:t>
-            </w:r>
-            <w:r>
-              <w:rPr>
-                <w:rFonts w:eastAsia="Times New Roman"/>
-                <w:szCs w:val="26"/>
-                <w:lang w:val="es-MX"/>
-              </w:rPr>
-              <w:t>TV.Địa chỉ hiện tại</w:t>
-            </w:r>
-            <w:r>
-              <w:rPr>
-                <w:rFonts w:eastAsia="Times New Roman"/>
-                <w:szCs w:val="26"/>
-                <w:lang w:val="es-MX"/>
-              </w:rPr>
-              <w:t>]</w:t>
-            </w:r>
-          </w:p>
-          <w:p>
-            <w:pPr>
-              <w:spacing w:after="0" w:line="276" w:lineRule="auto"/>
-              <w:ind w:firstLine="567"/>
-              <w:jc w:val="both"/>
-              <w:rPr>
-                <w:rFonts w:eastAsia="Times New Roman"/>
-                <w:szCs w:val="26"/>
-                <w:lang w:val="es-MX"/>
-              </w:rPr>
-            </w:pPr>
-            <w:r>
-              <w:rPr>
-                <w:rFonts w:eastAsia="Times New Roman"/>
-                <w:szCs w:val="26"/>
-                <w:lang w:val="es-MX"/>
-              </w:rPr>
-              <w:t>Số điện thoại: [TV.Số điện thoại]</w:t>
-            </w:r>
-          </w:p>
-        </w:tc>
-      </w:tr>
-      <w:tr>
-        <w:tc>
-          <w:tcPr>
-            <w:tcW w:w="597" w:type="dxa"/>
-          </w:tcPr>
-          <w:p>
-            <w:pPr>
-              <w:spacing w:after="0" w:line="276" w:lineRule="auto"/>
-              <w:ind w:firstLine="567"/>
-              <w:jc w:val="both"/>
-              <w:rPr>
-                <w:rFonts w:eastAsia="Times New Roman"/>
-                <w:color w:val="FFFFFF"/>
-                <w:sz w:val="20"/>
-                <w:lang w:val="es-MX"/>
-              </w:rPr>
-            </w:pPr>
-          </w:p>
-        </w:tc>
-        <w:tc>
-          <w:tcPr>
-            <w:tcW w:w="9858" w:type="dxa"/>
-          </w:tcPr>
-          <w:p>
-            <w:pPr>
-              <w:spacing w:after="0" w:line="276" w:lineRule="auto"/>
-              <w:ind w:firstLine="567"/>
-              <w:jc w:val="both"/>
-              <w:rPr>
-                <w:rFonts w:eastAsia="Times New Roman"/>
-                <w:b/>
-                <w:bCs/>
-                <w:szCs w:val="26"/>
-                <w:lang w:val="es-MX"/>
-              </w:rPr>
-            </w:pPr>
-            <w:r>
-              <w:rPr>
-                <w:rFonts w:eastAsia="Times New Roman"/>
-                <w:b/>
-                <w:szCs w:val="26"/>
-                <w:lang w:val="en-AU"/>
-              </w:rPr>
-              <w:t>[TV.NEXT1]. [Danh xưng]:</w:t>
-            </w:r>
-            <w:r>
-              <w:rPr>
-                <w:rFonts w:eastAsia="Times New Roman"/>
-                <w:szCs w:val="26"/>
-                <w:lang w:val="en-AU"/>
-              </w:rPr>
-              <w:t xml:space="preserve"> </w:t>
-            </w:r>
-            <w:r>
-              <w:rPr>
-                <w:rFonts w:eastAsia="Times New Roman"/>
-                <w:b/>
-                <w:szCs w:val="26"/>
-                <w:lang w:val="en-AU"/>
-              </w:rPr>
-              <w:t>[Tên khách hàng]</w:t>
-            </w:r>
-            <w:r>
-              <w:rPr>
-                <w:rFonts w:eastAsia="Times New Roman"/>
-                <w:szCs w:val="26"/>
-                <w:lang w:val="en-AU"/>
-              </w:rPr>
-              <w:t>.</w:t>
-            </w:r>
-            <w:r>
-              <w:rPr>
-                <w:rFonts w:eastAsia="Times New Roman"/>
-                <w:b/>
-                <w:szCs w:val="26"/>
-                <w:lang w:val="en-AU"/>
-              </w:rPr>
-              <w:t xml:space="preserve"> </w:t>
-            </w:r>
-            <w:r>
-              <w:rPr>
-                <w:rFonts w:eastAsia="Times New Roman"/>
-                <w:szCs w:val="26"/>
-                <w:lang w:val="es-MX"/>
-              </w:rPr>
-              <w:t>Sinh năm:</w:t>
-            </w:r>
-            <w:r>
-              <w:rPr>
-                <w:rFonts w:eastAsia="Times New Roman"/>
-                <w:b/>
-                <w:szCs w:val="26"/>
-                <w:lang w:val="es-MX"/>
-              </w:rPr>
-              <w:t xml:space="preserve"> </w:t>
-            </w:r>
-            <w:r>
-              <w:rPr>
-                <w:rFonts w:eastAsia="Times New Roman"/>
-                <w:szCs w:val="26"/>
-                <w:lang w:val="en-AU"/>
-              </w:rPr>
-              <w:t>[Năm sinh]</w:t>
-            </w:r>
-          </w:p>
-          <w:p>
-            <w:pPr>
-              <w:spacing w:after="0" w:line="276" w:lineRule="auto"/>
-              <w:ind w:firstLine="567"/>
-              <w:jc w:val="both"/>
-              <w:rPr>
-                <w:rFonts w:eastAsia="Times New Roman"/>
-                <w:szCs w:val="26"/>
-                <w:lang w:val="pt-BR"/>
-              </w:rPr>
-            </w:pPr>
-            <w:r>
-              <w:rPr>
-                <w:rFonts w:eastAsia="Times New Roman"/>
-                <w:szCs w:val="26"/>
-                <w:lang w:val="pt-BR"/>
-              </w:rPr>
-              <w:t xml:space="preserve">[Loại giấy tờ tùy thân] số: </w:t>
-            </w:r>
-            <w:r>
-              <w:rPr>
-                <w:rFonts w:eastAsia="Times New Roman"/>
-                <w:b/>
-                <w:szCs w:val="26"/>
-                <w:lang w:val="pt-BR"/>
-              </w:rPr>
-              <w:t>[CMND]</w:t>
-            </w:r>
-            <w:r>
-              <w:rPr>
-                <w:rFonts w:eastAsia="Times New Roman"/>
-                <w:szCs w:val="26"/>
-                <w:lang w:val="pt-BR"/>
-              </w:rPr>
-              <w:t xml:space="preserve"> cấp ngày [Ngày cấp]. Nơi cấp: [Nơi cấp]</w:t>
-            </w:r>
-          </w:p>
-          <w:p>
-            <w:pPr>
-              <w:spacing w:after="0" w:line="276" w:lineRule="auto"/>
-              <w:ind w:firstLine="567"/>
-              <w:jc w:val="both"/>
-              <w:rPr>
-                <w:rFonts w:eastAsia="Times New Roman"/>
-                <w:szCs w:val="26"/>
-                <w:lang w:val="pt-BR"/>
-              </w:rPr>
-            </w:pPr>
-            <w:r>
-              <w:rPr>
-                <w:rFonts w:eastAsia="Times New Roman"/>
-                <w:szCs w:val="26"/>
-                <w:lang w:val="pt-BR"/>
-              </w:rPr>
-              <w:t>CMND</w:t>
-            </w:r>
-            <w:r>
-              <w:rPr>
-                <w:rFonts w:eastAsia="Times New Roman"/>
-                <w:szCs w:val="26"/>
-                <w:lang w:val="vi-VN"/>
-              </w:rPr>
-              <w:t xml:space="preserve"> số </w:t>
-            </w:r>
-            <w:r>
-              <w:rPr>
-                <w:rFonts w:eastAsia="Times New Roman"/>
-                <w:szCs w:val="26"/>
-                <w:lang w:val="pt-BR"/>
-              </w:rPr>
-              <w:t>[CMND cũ]</w:t>
-            </w:r>
-          </w:p>
-          <w:p>
-            <w:pPr>
-              <w:spacing w:after="0" w:line="276" w:lineRule="auto"/>
-              <w:ind w:firstLine="567"/>
-              <w:jc w:val="both"/>
-              <w:rPr>
-                <w:rFonts w:eastAsia="Times New Roman"/>
-                <w:szCs w:val="26"/>
-                <w:lang w:val="es-MX"/>
-              </w:rPr>
-            </w:pPr>
-            <w:r>
-              <w:rPr>
-                <w:rFonts w:eastAsia="Times New Roman"/>
-                <w:szCs w:val="26"/>
-                <w:lang w:val="es-MX"/>
-              </w:rPr>
-              <w:t>Nơi cư trú: [Địa chỉ]</w:t>
-            </w:r>
-          </w:p>
-          <w:p>
-            <w:pPr>
-              <w:spacing w:after="0" w:line="276" w:lineRule="auto"/>
-              <w:ind w:firstLine="567"/>
-              <w:jc w:val="both"/>
-              <w:rPr>
-                <w:rFonts w:eastAsia="Times New Roman"/>
-                <w:szCs w:val="26"/>
-                <w:lang w:val="es-MX"/>
-              </w:rPr>
-            </w:pPr>
-            <w:r>
-              <w:rPr>
-                <w:rFonts w:eastAsia="Times New Roman"/>
-                <w:szCs w:val="26"/>
-                <w:lang w:val="es-MX"/>
-              </w:rPr>
-              <w:t xml:space="preserve">Số điện </w:t>
-            </w:r>
-            <w:r>
-              <w:rPr>
-                <w:rFonts w:eastAsia="Times New Roman"/>
-                <w:szCs w:val="26"/>
-                <w:lang w:val="pt-BR"/>
-              </w:rPr>
-              <w:t>thoại</w:t>
-            </w:r>
-            <w:r>
-              <w:rPr>
-                <w:rFonts w:eastAsia="Times New Roman"/>
-                <w:szCs w:val="26"/>
-                <w:lang w:val="es-MX"/>
-              </w:rPr>
-              <w:t>: [Số điện thoại];</w:t>
-            </w:r>
-          </w:p>
-        </w:tc>
-      </w:tr>
-    </w:tbl>
+    <w:p>
+      <w:pPr>
+        <w:spacing w:after="0" w:line="276" w:lineRule="auto"/>
+        <w:ind w:firstLine="567"/>
+        <w:jc w:val="both"/>
+        <w:rPr>
+          <w:rFonts w:asciiTheme="majorHAnsi" w:eastAsia="Times New Roman" w:hAnsiTheme="majorHAnsi" w:cstheme="majorHAnsi"/>
+          <w:b/>
+          <w:bCs/>
+          <w:sz w:val="26"/>
+          <w:szCs w:val="26"/>
+          <w:lang w:val="es-MX"/>
+        </w:rPr>
+      </w:pPr>
+      <w:r>
+        <w:rPr>
+          <w:rFonts w:asciiTheme="majorHAnsi" w:eastAsia="Times New Roman" w:hAnsiTheme="majorHAnsi" w:cstheme="majorHAnsi"/>
+          <w:b/>
+          <w:sz w:val="26"/>
+          <w:szCs w:val="26"/>
+          <w:lang w:val="en-AU"/>
+        </w:rPr>
+        <w:t>1. [Danh xưng]:</w:t>
+      </w:r>
+      <w:r>
+        <w:rPr>
+          <w:rFonts w:asciiTheme="majorHAnsi" w:eastAsia="Times New Roman" w:hAnsiTheme="majorHAnsi" w:cstheme="majorHAnsi"/>
+          <w:sz w:val="26"/>
+          <w:szCs w:val="26"/>
+          <w:lang w:val="en-AU"/>
+        </w:rPr>
+        <w:t xml:space="preserve"> </w:t>
+      </w:r>
+      <w:r>
+        <w:rPr>
+          <w:rFonts w:asciiTheme="majorHAnsi" w:eastAsia="Times New Roman" w:hAnsiTheme="majorHAnsi" w:cstheme="majorHAnsi"/>
+          <w:b/>
+          <w:sz w:val="26"/>
+          <w:szCs w:val="26"/>
+          <w:lang w:val="en-AU"/>
+        </w:rPr>
+        <w:t>[Tên khách hàng]</w:t>
+      </w:r>
+      <w:r>
+        <w:rPr>
+          <w:rFonts w:asciiTheme="majorHAnsi" w:eastAsia="Times New Roman" w:hAnsiTheme="majorHAnsi" w:cstheme="majorHAnsi"/>
+          <w:sz w:val="26"/>
+          <w:szCs w:val="26"/>
+          <w:lang w:val="en-AU"/>
+        </w:rPr>
+        <w:t>.</w:t>
+      </w:r>
+      <w:r>
+        <w:rPr>
+          <w:rFonts w:asciiTheme="majorHAnsi" w:eastAsia="Times New Roman" w:hAnsiTheme="majorHAnsi" w:cstheme="majorHAnsi"/>
+          <w:b/>
+          <w:sz w:val="26"/>
+          <w:szCs w:val="26"/>
+          <w:lang w:val="en-AU"/>
+        </w:rPr>
+        <w:t xml:space="preserve"> </w:t>
+      </w:r>
+      <w:r>
+        <w:rPr>
+          <w:rFonts w:asciiTheme="majorHAnsi" w:eastAsia="Times New Roman" w:hAnsiTheme="majorHAnsi" w:cstheme="majorHAnsi"/>
+          <w:sz w:val="26"/>
+          <w:szCs w:val="26"/>
+          <w:lang w:val="es-MX"/>
+        </w:rPr>
+        <w:t>Sinh năm:</w:t>
+      </w:r>
+      <w:r>
+        <w:rPr>
+          <w:rFonts w:asciiTheme="majorHAnsi" w:eastAsia="Times New Roman" w:hAnsiTheme="majorHAnsi" w:cstheme="majorHAnsi"/>
+          <w:b/>
+          <w:sz w:val="26"/>
+          <w:szCs w:val="26"/>
+          <w:lang w:val="es-MX"/>
+        </w:rPr>
+        <w:t xml:space="preserve"> </w:t>
+      </w:r>
+      <w:r>
+        <w:rPr>
+          <w:rFonts w:asciiTheme="majorHAnsi" w:eastAsia="Times New Roman" w:hAnsiTheme="majorHAnsi" w:cstheme="majorHAnsi"/>
+          <w:sz w:val="26"/>
+          <w:szCs w:val="26"/>
+          <w:lang w:val="en-AU"/>
+        </w:rPr>
+        <w:t>[Năm sinh]</w:t>
+      </w:r>
+    </w:p>
+    <w:p>
+      <w:pPr>
+        <w:spacing w:after="0" w:line="276" w:lineRule="auto"/>
+        <w:ind w:firstLine="567"/>
+        <w:jc w:val="both"/>
+        <w:rPr>
+          <w:rFonts w:asciiTheme="majorHAnsi" w:eastAsia="Times New Roman" w:hAnsiTheme="majorHAnsi" w:cstheme="majorHAnsi"/>
+          <w:sz w:val="26"/>
+          <w:szCs w:val="26"/>
+          <w:lang w:val="pt-BR"/>
+        </w:rPr>
+      </w:pPr>
+      <w:r>
+        <w:rPr>
+          <w:rFonts w:asciiTheme="majorHAnsi" w:eastAsia="Times New Roman" w:hAnsiTheme="majorHAnsi" w:cstheme="majorHAnsi"/>
+          <w:sz w:val="26"/>
+          <w:szCs w:val="26"/>
+          <w:lang w:val="pt-BR"/>
+        </w:rPr>
+        <w:t>[Loại giấy tờ tùy thân] số: [CMND] cấp ngày [Ngày cấp]. Nơi cấp: [Nơi cấp]</w:t>
+      </w:r>
+    </w:p>
+    <w:p>
+      <w:pPr>
+        <w:spacing w:after="0" w:line="276" w:lineRule="auto"/>
+        <w:ind w:firstLine="567"/>
+        <w:jc w:val="both"/>
+        <w:rPr>
+          <w:rFonts w:asciiTheme="majorHAnsi" w:eastAsia="Times New Roman" w:hAnsiTheme="majorHAnsi" w:cstheme="majorHAnsi"/>
+          <w:sz w:val="26"/>
+          <w:szCs w:val="26"/>
+          <w:lang w:val="pt-BR"/>
+        </w:rPr>
+      </w:pPr>
+      <w:r>
+        <w:rPr>
+          <w:rFonts w:asciiTheme="majorHAnsi" w:eastAsia="Times New Roman" w:hAnsiTheme="majorHAnsi" w:cstheme="majorHAnsi"/>
+          <w:sz w:val="26"/>
+          <w:szCs w:val="26"/>
+          <w:lang w:val="pt-BR"/>
+        </w:rPr>
+        <w:t>CMND</w:t>
+      </w:r>
+      <w:r>
+        <w:rPr>
+          <w:rFonts w:asciiTheme="majorHAnsi" w:eastAsia="Times New Roman" w:hAnsiTheme="majorHAnsi" w:cstheme="majorHAnsi"/>
+          <w:sz w:val="26"/>
+          <w:szCs w:val="26"/>
+          <w:lang w:val="vi-VN"/>
+        </w:rPr>
+        <w:t xml:space="preserve"> số </w:t>
+      </w:r>
+      <w:r>
+        <w:rPr>
+          <w:rFonts w:asciiTheme="majorHAnsi" w:eastAsia="Times New Roman" w:hAnsiTheme="majorHAnsi" w:cstheme="majorHAnsi"/>
+          <w:sz w:val="26"/>
+          <w:szCs w:val="26"/>
+          <w:lang w:val="pt-BR"/>
+        </w:rPr>
+        <w:t>[CMND cũ]</w:t>
+      </w:r>
+    </w:p>
+    <w:p>
+      <w:pPr>
+        <w:spacing w:after="0" w:line="276" w:lineRule="auto"/>
+        <w:ind w:firstLine="567"/>
+        <w:jc w:val="both"/>
+        <w:rPr>
+          <w:rFonts w:asciiTheme="majorHAnsi" w:eastAsia="Times New Roman" w:hAnsiTheme="majorHAnsi" w:cstheme="majorHAnsi"/>
+          <w:sz w:val="26"/>
+          <w:szCs w:val="26"/>
+          <w:lang w:val="es-MX"/>
+        </w:rPr>
+      </w:pPr>
+      <w:r>
+        <w:rPr>
+          <w:rFonts w:asciiTheme="majorHAnsi" w:eastAsia="Times New Roman" w:hAnsiTheme="majorHAnsi" w:cstheme="majorHAnsi"/>
+          <w:sz w:val="26"/>
+          <w:szCs w:val="26"/>
+          <w:lang w:val="es-MX"/>
+        </w:rPr>
+        <w:t>Nơi cư trú: [Địa chỉ]</w:t>
+      </w:r>
+    </w:p>
+    <w:p>
+      <w:pPr>
+        <w:spacing w:after="0" w:line="276" w:lineRule="auto"/>
+        <w:ind w:firstLine="567"/>
+        <w:jc w:val="both"/>
+        <w:rPr>
+          <w:rFonts w:asciiTheme="majorHAnsi" w:eastAsia="Times New Roman" w:hAnsiTheme="majorHAnsi" w:cstheme="majorHAnsi"/>
+          <w:sz w:val="26"/>
+          <w:szCs w:val="26"/>
+          <w:lang w:val="es-MX"/>
+        </w:rPr>
+      </w:pPr>
+      <w:r>
+        <w:rPr>
+          <w:rFonts w:asciiTheme="majorHAnsi" w:eastAsia="Times New Roman" w:hAnsiTheme="majorHAnsi" w:cstheme="majorHAnsi"/>
+          <w:sz w:val="26"/>
+          <w:szCs w:val="26"/>
+          <w:lang w:val="es-MX"/>
+        </w:rPr>
+        <w:t xml:space="preserve">Số điện </w:t>
+      </w:r>
+      <w:r>
+        <w:rPr>
+          <w:rFonts w:asciiTheme="majorHAnsi" w:eastAsia="Times New Roman" w:hAnsiTheme="majorHAnsi" w:cstheme="majorHAnsi"/>
+          <w:sz w:val="26"/>
+          <w:szCs w:val="26"/>
+          <w:lang w:val="pt-BR"/>
+        </w:rPr>
+        <w:t>thoại</w:t>
+      </w:r>
+      <w:r>
+        <w:rPr>
+          <w:rFonts w:asciiTheme="majorHAnsi" w:eastAsia="Times New Roman" w:hAnsiTheme="majorHAnsi" w:cstheme="majorHAnsi"/>
+          <w:sz w:val="26"/>
+          <w:szCs w:val="26"/>
+          <w:lang w:val="es-MX"/>
+        </w:rPr>
+        <w:t>: [Số điện thoại];</w:t>
+      </w:r>
+    </w:p>
+    <w:p>
+      <w:pPr>
+        <w:spacing w:after="0" w:line="276" w:lineRule="auto"/>
+        <w:ind w:firstLine="567"/>
+        <w:jc w:val="both"/>
+        <w:rPr>
+          <w:rFonts w:asciiTheme="majorHAnsi" w:eastAsia="Times New Roman" w:hAnsiTheme="majorHAnsi" w:cstheme="majorHAnsi"/>
+          <w:b/>
+          <w:bCs/>
+          <w:sz w:val="26"/>
+          <w:szCs w:val="26"/>
+          <w:lang w:val="es-MX"/>
+        </w:rPr>
+      </w:pPr>
+      <w:r>
+        <w:rPr>
+          <w:rFonts w:asciiTheme="majorHAnsi" w:eastAsia="Times New Roman" w:hAnsiTheme="majorHAnsi" w:cstheme="majorHAnsi"/>
+          <w:b/>
+          <w:sz w:val="26"/>
+          <w:szCs w:val="26"/>
+          <w:lang w:val="en-AU"/>
+        </w:rPr>
+        <w:t>2</w:t>
+      </w:r>
+      <w:r>
+        <w:rPr>
+          <w:rFonts w:asciiTheme="majorHAnsi" w:eastAsia="Times New Roman" w:hAnsiTheme="majorHAnsi" w:cstheme="majorHAnsi"/>
+          <w:b/>
+          <w:sz w:val="26"/>
+          <w:szCs w:val="26"/>
+          <w:lang w:val="en-AU"/>
+        </w:rPr>
+        <w:t>. [TV.Danh xưng]:</w:t>
+      </w:r>
+      <w:r>
+        <w:rPr>
+          <w:rFonts w:asciiTheme="majorHAnsi" w:eastAsia="Times New Roman" w:hAnsiTheme="majorHAnsi" w:cstheme="majorHAnsi"/>
+          <w:sz w:val="26"/>
+          <w:szCs w:val="26"/>
+          <w:lang w:val="en-AU"/>
+        </w:rPr>
+        <w:t xml:space="preserve"> </w:t>
+      </w:r>
+      <w:r>
+        <w:rPr>
+          <w:rFonts w:asciiTheme="majorHAnsi" w:eastAsia="Times New Roman" w:hAnsiTheme="majorHAnsi" w:cstheme="majorHAnsi"/>
+          <w:b/>
+          <w:sz w:val="26"/>
+          <w:szCs w:val="26"/>
+          <w:lang w:val="en-AU"/>
+        </w:rPr>
+        <w:t>[TV.Họ và tên]</w:t>
+      </w:r>
+      <w:r>
+        <w:rPr>
+          <w:rFonts w:asciiTheme="majorHAnsi" w:eastAsia="Times New Roman" w:hAnsiTheme="majorHAnsi" w:cstheme="majorHAnsi"/>
+          <w:sz w:val="26"/>
+          <w:szCs w:val="26"/>
+          <w:lang w:val="en-AU"/>
+        </w:rPr>
+        <w:t>.</w:t>
+      </w:r>
+      <w:r>
+        <w:rPr>
+          <w:rFonts w:asciiTheme="majorHAnsi" w:eastAsia="Times New Roman" w:hAnsiTheme="majorHAnsi" w:cstheme="majorHAnsi"/>
+          <w:b/>
+          <w:sz w:val="26"/>
+          <w:szCs w:val="26"/>
+          <w:lang w:val="en-AU"/>
+        </w:rPr>
+        <w:t xml:space="preserve"> </w:t>
+      </w:r>
+      <w:r>
+        <w:rPr>
+          <w:rFonts w:asciiTheme="majorHAnsi" w:eastAsia="Times New Roman" w:hAnsiTheme="majorHAnsi" w:cstheme="majorHAnsi"/>
+          <w:sz w:val="26"/>
+          <w:szCs w:val="26"/>
+          <w:lang w:val="es-MX"/>
+        </w:rPr>
+        <w:t>Sinh năm:</w:t>
+      </w:r>
+      <w:r>
+        <w:rPr>
+          <w:rFonts w:asciiTheme="majorHAnsi" w:eastAsia="Times New Roman" w:hAnsiTheme="majorHAnsi" w:cstheme="majorHAnsi"/>
+          <w:b/>
+          <w:sz w:val="26"/>
+          <w:szCs w:val="26"/>
+          <w:lang w:val="es-MX"/>
+        </w:rPr>
+        <w:t xml:space="preserve"> </w:t>
+      </w:r>
+      <w:r>
+        <w:rPr>
+          <w:rFonts w:asciiTheme="majorHAnsi" w:eastAsia="Times New Roman" w:hAnsiTheme="majorHAnsi" w:cstheme="majorHAnsi"/>
+          <w:sz w:val="26"/>
+          <w:szCs w:val="26"/>
+          <w:lang w:val="en-AU"/>
+        </w:rPr>
+        <w:t>[TV.Năm sinh]</w:t>
+      </w:r>
+    </w:p>
+    <w:p>
+      <w:pPr>
+        <w:spacing w:after="0" w:line="276" w:lineRule="auto"/>
+        <w:ind w:firstLine="567"/>
+        <w:jc w:val="both"/>
+        <w:rPr>
+          <w:rFonts w:asciiTheme="majorHAnsi" w:eastAsia="Times New Roman" w:hAnsiTheme="majorHAnsi" w:cstheme="majorHAnsi"/>
+          <w:sz w:val="26"/>
+          <w:szCs w:val="26"/>
+          <w:lang w:val="es-MX"/>
+        </w:rPr>
+      </w:pPr>
+      <w:r>
+        <w:rPr>
+          <w:rFonts w:asciiTheme="majorHAnsi" w:eastAsia="Times New Roman" w:hAnsiTheme="majorHAnsi" w:cstheme="majorHAnsi"/>
+          <w:sz w:val="26"/>
+          <w:szCs w:val="26"/>
+          <w:lang w:val="es-MX"/>
+        </w:rPr>
+        <w:t>[TV.Loại giấy tờ tùy thân] số: [TV.CMND] cấp ngày [TV.Ngày cấp]. Nơi cấp: [TV.Nơi cấp]</w:t>
+      </w:r>
+    </w:p>
+    <w:p>
+      <w:pPr>
+        <w:spacing w:after="0" w:line="276" w:lineRule="auto"/>
+        <w:ind w:firstLine="567"/>
+        <w:jc w:val="both"/>
+        <w:rPr>
+          <w:rFonts w:asciiTheme="majorHAnsi" w:eastAsia="Times New Roman" w:hAnsiTheme="majorHAnsi" w:cstheme="majorHAnsi"/>
+          <w:sz w:val="26"/>
+          <w:szCs w:val="26"/>
+          <w:lang w:val="es-MX"/>
+        </w:rPr>
+      </w:pPr>
+      <w:r>
+        <w:rPr>
+          <w:rFonts w:asciiTheme="majorHAnsi" w:eastAsia="Times New Roman" w:hAnsiTheme="majorHAnsi" w:cstheme="majorHAnsi"/>
+          <w:sz w:val="26"/>
+          <w:szCs w:val="26"/>
+          <w:lang w:val="es-MX"/>
+        </w:rPr>
+        <w:t xml:space="preserve">CMND </w:t>
+      </w:r>
+      <w:r>
+        <w:rPr>
+          <w:rFonts w:asciiTheme="majorHAnsi" w:eastAsia="Times New Roman" w:hAnsiTheme="majorHAnsi" w:cstheme="majorHAnsi"/>
+          <w:sz w:val="26"/>
+          <w:szCs w:val="26"/>
+          <w:lang w:val="vi-VN"/>
+        </w:rPr>
+        <w:t>số</w:t>
+      </w:r>
+      <w:r>
+        <w:rPr>
+          <w:rFonts w:asciiTheme="majorHAnsi" w:eastAsia="Times New Roman" w:hAnsiTheme="majorHAnsi" w:cstheme="majorHAnsi"/>
+          <w:sz w:val="26"/>
+          <w:szCs w:val="26"/>
+          <w:lang w:val="es-MX"/>
+        </w:rPr>
+        <w:t xml:space="preserve"> [TV.CMND cũ]</w:t>
+      </w:r>
+    </w:p>
+    <w:p>
+      <w:pPr>
+        <w:spacing w:after="0" w:line="276" w:lineRule="auto"/>
+        <w:ind w:firstLine="567"/>
+        <w:jc w:val="both"/>
+        <w:rPr>
+          <w:rFonts w:asciiTheme="majorHAnsi" w:eastAsia="Times New Roman" w:hAnsiTheme="majorHAnsi" w:cstheme="majorHAnsi"/>
+          <w:sz w:val="26"/>
+          <w:szCs w:val="26"/>
+          <w:lang w:val="es-MX"/>
+        </w:rPr>
+      </w:pPr>
+      <w:r>
+        <w:rPr>
+          <w:rFonts w:asciiTheme="majorHAnsi" w:eastAsia="Times New Roman" w:hAnsiTheme="majorHAnsi" w:cstheme="majorHAnsi"/>
+          <w:sz w:val="26"/>
+          <w:szCs w:val="26"/>
+          <w:lang w:val="es-MX"/>
+        </w:rPr>
+        <w:t>Nơi cư trú: [TV.Địa chỉ hiện tại]</w:t>
+      </w:r>
+    </w:p>
+    <w:p>
+      <w:pPr>
+        <w:shd w:val="clear" w:color="auto" w:fill="FFFFFF"/>
+        <w:tabs>
+          <w:tab w:val="left" w:pos="180"/>
+        </w:tabs>
+        <w:spacing w:after="0" w:line="276" w:lineRule="auto"/>
+        <w:ind w:firstLine="567"/>
+        <w:jc w:val="both"/>
+        <w:rPr>
+          <w:rFonts w:asciiTheme="majorHAnsi" w:eastAsia="Times New Roman" w:hAnsiTheme="majorHAnsi" w:cstheme="majorHAnsi"/>
+          <w:b/>
+          <w:sz w:val="26"/>
+          <w:szCs w:val="26"/>
+          <w:lang w:val="pt-BR"/>
+        </w:rPr>
+      </w:pPr>
+      <w:r>
+        <w:rPr>
+          <w:rFonts w:asciiTheme="majorHAnsi" w:eastAsia="Times New Roman" w:hAnsiTheme="majorHAnsi" w:cstheme="majorHAnsi"/>
+          <w:sz w:val="26"/>
+          <w:szCs w:val="26"/>
+          <w:lang w:val="es-MX"/>
+        </w:rPr>
+        <w:t>Số điện thoại: [TV.Số điện thoại]</w:t>
+      </w:r>
+    </w:p>
     <w:p>
       <w:pPr>
         <w:shd w:val="clear" w:color="auto" w:fill="FFFFFF"/>
@@ -970,16 +887,61 @@
           <w:szCs w:val="28"/>
           <w:lang w:val="pt-BR"/>
         </w:rPr>
-        <w:t>sản xuất kinh doanh</w:t>
-      </w:r>
-      <w:r>
-        <w:rPr>
-          <w:rFonts w:ascii="Times New Roman" w:eastAsia="Times New Roman" w:hAnsi="Times New Roman" w:cs="Times New Roman"/>
-          <w:sz w:val="26"/>
-          <w:szCs w:val="28"/>
-          <w:lang w:val="pt-BR"/>
-        </w:rPr>
-        <w:t xml:space="preserve"> như sau:</w:t>
+        <w:t xml:space="preserve">trồng [PA.Loại hoa] </w:t>
+      </w:r>
+      <w:r>
+        <w:rPr>
+          <w:rFonts w:ascii="Times New Roman" w:eastAsia="Times New Roman" w:hAnsi="Times New Roman" w:cs="Times New Roman"/>
+          <w:sz w:val="26"/>
+          <w:szCs w:val="28"/>
+          <w:lang w:val="pt-BR"/>
+        </w:rPr>
+        <w:t xml:space="preserve">trên diện tích </w:t>
+      </w:r>
+      <w:r>
+        <w:rPr>
+          <w:rFonts w:ascii="Times New Roman" w:eastAsia="Times New Roman" w:hAnsi="Times New Roman" w:cs="Times New Roman"/>
+          <w:sz w:val="26"/>
+          <w:szCs w:val="28"/>
+          <w:lang w:val="pt-BR"/>
+        </w:rPr>
+        <w:t>[PA.Số sào đất]</w:t>
+      </w:r>
+      <w:r>
+        <w:rPr>
+          <w:rFonts w:ascii="Times New Roman" w:eastAsia="Times New Roman" w:hAnsi="Times New Roman" w:cs="Times New Roman"/>
+          <w:sz w:val="26"/>
+          <w:szCs w:val="28"/>
+          <w:lang w:val="pt-BR"/>
+        </w:rPr>
+        <w:t xml:space="preserve"> </w:t>
+      </w:r>
+      <w:r>
+        <w:rPr>
+          <w:rFonts w:ascii="Times New Roman" w:eastAsia="Times New Roman" w:hAnsi="Times New Roman" w:cs="Times New Roman"/>
+          <w:sz w:val="26"/>
+          <w:szCs w:val="28"/>
+          <w:lang w:val="pt-BR"/>
+        </w:rPr>
+        <w:t xml:space="preserve">sào </w:t>
+      </w:r>
+      <w:r>
+        <w:rPr>
+          <w:rFonts w:ascii="Times New Roman" w:eastAsia="Times New Roman" w:hAnsi="Times New Roman" w:cs="Times New Roman"/>
+          <w:sz w:val="26"/>
+          <w:szCs w:val="28"/>
+          <w:lang w:val="pt-BR"/>
+        </w:rPr>
+        <w:t xml:space="preserve">đất NN </w:t>
+      </w:r>
+      <w:r>
+        <w:rPr>
+          <w:rFonts w:ascii="Times New Roman" w:eastAsia="Times New Roman" w:hAnsi="Times New Roman" w:cs="Times New Roman"/>
+          <w:sz w:val="26"/>
+          <w:szCs w:val="28"/>
+          <w:lang w:val="pt-BR"/>
+        </w:rPr>
+        <w:t>như sau:</w:t>
       </w:r>
     </w:p>
     <w:p>
@@ -2735,6 +2697,7 @@
           <w:szCs w:val="28"/>
           <w:lang w:val="pt-BR"/>
         </w:rPr>
+        <w:lastRenderedPageBreak/>
         <w:t xml:space="preserve">- Vốn vay Agribank </w:t>
       </w:r>
       <w:r>
@@ -2744,46 +2707,25 @@
           <w:szCs w:val="26"/>
           <w:lang w:val="pt-BR"/>
         </w:rPr>
-        <w:t xml:space="preserve">[Tên chi nhánh/PGD] số tiền: </w:t>
-      </w:r>
-      <w:r>
-        <w:rPr>
-          <w:rFonts w:ascii="Times New Roman" w:eastAsia="Times New Roman" w:hAnsi="Times New Roman" w:cs="Times New Roman"/>
-          <w:b/>
+        <w:t>[Tên chi nhánh/PGD] số tiền: [</w:t>
+      </w:r>
+      <w:r>
+        <w:rPr>
+          <w:rFonts w:ascii="Times New Roman" w:eastAsia="Times New Roman" w:hAnsi="Times New Roman" w:cs="Times New Roman"/>
           <w:sz w:val="26"/>
           <w:szCs w:val="26"/>
           <w:lang w:val="pt-BR"/>
         </w:rPr>
-        <w:t>[</w:t>
-      </w:r>
-      <w:r>
-        <w:rPr>
-          <w:rFonts w:ascii="Times New Roman" w:eastAsia="Times New Roman" w:hAnsi="Times New Roman" w:cs="Times New Roman"/>
-          <w:b/>
+        <w:t>PA</w:t>
+      </w:r>
+      <w:r>
+        <w:rPr>
+          <w:rFonts w:ascii="Times New Roman" w:eastAsia="Times New Roman" w:hAnsi="Times New Roman" w:cs="Times New Roman"/>
           <w:sz w:val="26"/>
           <w:szCs w:val="26"/>
           <w:lang w:val="pt-BR"/>
         </w:rPr>
-        <w:t>PA</w:t>
-      </w:r>
-      <w:r>
-        <w:rPr>
-          <w:rFonts w:ascii="Times New Roman" w:eastAsia="Times New Roman" w:hAnsi="Times New Roman" w:cs="Times New Roman"/>
-          <w:b/>
-          <w:sz w:val="26"/>
-          <w:szCs w:val="26"/>
-          <w:lang w:val="pt-BR"/>
-        </w:rPr>
-        <w:t>.Số tiền vay]</w:t>
-      </w:r>
-      <w:r>
-        <w:rPr>
-          <w:rFonts w:ascii="Times New Roman" w:eastAsia="Times New Roman" w:hAnsi="Times New Roman" w:cs="Times New Roman"/>
-          <w:sz w:val="26"/>
-          <w:szCs w:val="26"/>
-          <w:lang w:val="pt-BR"/>
-        </w:rPr>
-        <w:t xml:space="preserve"> đồng (Bằng chữ: [</w:t>
+        <w:t>.Số tiền vay] đồng (Bằng chữ: [</w:t>
       </w:r>
       <w:r>
         <w:rPr>
@@ -2846,7 +2788,6 @@
           <w:szCs w:val="28"/>
           <w:lang w:val="pt-BR"/>
         </w:rPr>
-        <w:lastRenderedPageBreak/>
         <w:t>- Mục đích vay:</w:t>
       </w:r>
       <w:r>
@@ -2905,85 +2846,43 @@
           <w:szCs w:val="26"/>
           <w:lang w:val="pt-BR"/>
         </w:rPr>
-        <w:t xml:space="preserve">- Thời hạn vay: </w:t>
-      </w:r>
-      <w:r>
-        <w:rPr>
-          <w:rFonts w:ascii="Times New Roman" w:eastAsia="Times New Roman" w:hAnsi="Times New Roman" w:cs="Times New Roman"/>
-          <w:b/>
+        <w:t>- Thời hạn vay: [</w:t>
+      </w:r>
+      <w:r>
+        <w:rPr>
+          <w:rFonts w:ascii="Times New Roman" w:eastAsia="Times New Roman" w:hAnsi="Times New Roman" w:cs="Times New Roman"/>
           <w:sz w:val="26"/>
           <w:szCs w:val="26"/>
           <w:lang w:val="pt-BR"/>
         </w:rPr>
-        <w:t>[</w:t>
-      </w:r>
-      <w:r>
-        <w:rPr>
-          <w:rFonts w:ascii="Times New Roman" w:eastAsia="Times New Roman" w:hAnsi="Times New Roman" w:cs="Times New Roman"/>
-          <w:b/>
+        <w:t>PA</w:t>
+      </w:r>
+      <w:r>
+        <w:rPr>
+          <w:rFonts w:ascii="Times New Roman" w:eastAsia="Times New Roman" w:hAnsi="Times New Roman" w:cs="Times New Roman"/>
           <w:sz w:val="26"/>
           <w:szCs w:val="26"/>
           <w:lang w:val="pt-BR"/>
         </w:rPr>
+        <w:t>.Thời hạn vay] tháng; Lãi suất: [</w:t>
+      </w:r>
+      <w:r>
+        <w:rPr>
+          <w:rFonts w:ascii="Times New Roman" w:eastAsia="Times New Roman" w:hAnsi="Times New Roman" w:cs="Times New Roman"/>
+          <w:sz w:val="26"/>
+          <w:szCs w:val="26"/>
+          <w:lang w:val="pt-BR"/>
+        </w:rPr>
         <w:t>PA</w:t>
       </w:r>
       <w:r>
         <w:rPr>
           <w:rFonts w:ascii="Times New Roman" w:eastAsia="Times New Roman" w:hAnsi="Times New Roman" w:cs="Times New Roman"/>
-          <w:b/>
           <w:sz w:val="26"/>
           <w:szCs w:val="26"/>
           <w:lang w:val="pt-BR"/>
         </w:rPr>
-        <w:t>.Thời hạn vay]</w:t>
-      </w:r>
-      <w:r>
-        <w:rPr>
-          <w:rFonts w:ascii="Times New Roman" w:eastAsia="Times New Roman" w:hAnsi="Times New Roman" w:cs="Times New Roman"/>
-          <w:sz w:val="26"/>
-          <w:szCs w:val="26"/>
-          <w:lang w:val="pt-BR"/>
-        </w:rPr>
-        <w:t xml:space="preserve"> tháng; Lãi suất: </w:t>
-      </w:r>
-      <w:r>
-        <w:rPr>
-          <w:rFonts w:ascii="Times New Roman" w:eastAsia="Times New Roman" w:hAnsi="Times New Roman" w:cs="Times New Roman"/>
-          <w:b/>
-          <w:sz w:val="26"/>
-          <w:szCs w:val="26"/>
-          <w:lang w:val="pt-BR"/>
-        </w:rPr>
-        <w:t>[</w:t>
-      </w:r>
-      <w:r>
-        <w:rPr>
-          <w:rFonts w:ascii="Times New Roman" w:eastAsia="Times New Roman" w:hAnsi="Times New Roman" w:cs="Times New Roman"/>
-          <w:b/>
-          <w:sz w:val="26"/>
-          <w:szCs w:val="26"/>
-          <w:lang w:val="pt-BR"/>
-        </w:rPr>
-        <w:t>PA</w:t>
-      </w:r>
-      <w:r>
-        <w:rPr>
-          <w:rFonts w:ascii="Times New Roman" w:eastAsia="Times New Roman" w:hAnsi="Times New Roman" w:cs="Times New Roman"/>
-          <w:b/>
-          <w:sz w:val="26"/>
-          <w:szCs w:val="26"/>
-          <w:lang w:val="pt-BR"/>
-        </w:rPr>
-        <w:t>.Lãi suất vay]</w:t>
-      </w:r>
-      <w:r>
-        <w:rPr>
-          <w:rFonts w:ascii="Times New Roman" w:eastAsia="Times New Roman" w:hAnsi="Times New Roman" w:cs="Times New Roman"/>
-          <w:sz w:val="26"/>
-          <w:szCs w:val="26"/>
-          <w:lang w:val="pt-BR"/>
-        </w:rPr>
-        <w:t>.</w:t>
+        <w:t>.Lãi suất vay].</w:t>
       </w:r>
     </w:p>
     <w:p>
@@ -3369,13 +3268,17 @@
               <w:jc w:val="center"/>
               <w:rPr>
                 <w:rFonts w:ascii="Times New Roman" w:eastAsia="Times New Roman" w:hAnsi="Times New Roman" w:cs="Times New Roman"/>
-                <w:sz w:val="24"/>
-                <w:szCs w:val="24"/>
-              </w:rPr>
-            </w:pPr>
-            <w:r>
-              <w:rPr>
-                <w:rFonts w:ascii="Times New Roman" w:eastAsia="Times New Roman" w:hAnsi="Times New Roman" w:cs="Times New Roman"/>
+                <w:b/>
+                <w:bCs/>
+                <w:sz w:val="24"/>
+                <w:szCs w:val="24"/>
+              </w:rPr>
+            </w:pPr>
+            <w:r>
+              <w:rPr>
+                <w:rFonts w:ascii="Times New Roman" w:eastAsia="Times New Roman" w:hAnsi="Times New Roman" w:cs="Times New Roman"/>
+                <w:b/>
+                <w:bCs/>
                 <w:sz w:val="24"/>
                 <w:szCs w:val="24"/>
               </w:rPr>
@@ -3401,13 +3304,17 @@
               <w:spacing w:after="0" w:line="240" w:lineRule="auto"/>
               <w:rPr>
                 <w:rFonts w:ascii="Times New Roman" w:eastAsia="Times New Roman" w:hAnsi="Times New Roman" w:cs="Times New Roman"/>
-                <w:sz w:val="24"/>
-                <w:szCs w:val="24"/>
-              </w:rPr>
-            </w:pPr>
-            <w:r>
-              <w:rPr>
-                <w:rFonts w:ascii="Times New Roman" w:eastAsia="Times New Roman" w:hAnsi="Times New Roman" w:cs="Times New Roman"/>
+                <w:b/>
+                <w:bCs/>
+                <w:sz w:val="24"/>
+                <w:szCs w:val="24"/>
+              </w:rPr>
+            </w:pPr>
+            <w:r>
+              <w:rPr>
+                <w:rFonts w:ascii="Times New Roman" w:eastAsia="Times New Roman" w:hAnsi="Times New Roman" w:cs="Times New Roman"/>
+                <w:b/>
+                <w:bCs/>
                 <w:sz w:val="24"/>
                 <w:szCs w:val="24"/>
               </w:rPr>
@@ -3431,20 +3338,15 @@
           <w:p>
             <w:pPr>
               <w:spacing w:after="0" w:line="240" w:lineRule="auto"/>
-              <w:rPr>
-                <w:rFonts w:ascii="Times New Roman" w:eastAsia="Times New Roman" w:hAnsi="Times New Roman" w:cs="Times New Roman"/>
-                <w:sz w:val="24"/>
-                <w:szCs w:val="24"/>
-              </w:rPr>
-            </w:pPr>
-            <w:r>
-              <w:rPr>
-                <w:rFonts w:ascii="Times New Roman" w:eastAsia="Times New Roman" w:hAnsi="Times New Roman" w:cs="Times New Roman"/>
-                <w:sz w:val="24"/>
-                <w:szCs w:val="24"/>
-              </w:rPr>
-              <w:t> </w:t>
-            </w:r>
+              <w:jc w:val="center"/>
+              <w:rPr>
+                <w:rFonts w:ascii="Times New Roman" w:eastAsia="Times New Roman" w:hAnsi="Times New Roman" w:cs="Times New Roman"/>
+                <w:b/>
+                <w:bCs/>
+                <w:sz w:val="24"/>
+                <w:szCs w:val="24"/>
+              </w:rPr>
+            </w:pPr>
           </w:p>
         </w:tc>
         <w:tc>
@@ -3463,15 +3365,20 @@
           <w:p>
             <w:pPr>
               <w:spacing w:after="0" w:line="240" w:lineRule="auto"/>
-              <w:rPr>
-                <w:rFonts w:ascii="Times New Roman" w:eastAsia="Times New Roman" w:hAnsi="Times New Roman" w:cs="Times New Roman"/>
-                <w:sz w:val="24"/>
-                <w:szCs w:val="24"/>
-              </w:rPr>
-            </w:pPr>
-            <w:r>
-              <w:rPr>
-                <w:rFonts w:ascii="Times New Roman" w:eastAsia="Times New Roman" w:hAnsi="Times New Roman" w:cs="Times New Roman"/>
+              <w:jc w:val="right"/>
+              <w:rPr>
+                <w:rFonts w:ascii="Times New Roman" w:eastAsia="Times New Roman" w:hAnsi="Times New Roman" w:cs="Times New Roman"/>
+                <w:b/>
+                <w:bCs/>
+                <w:sz w:val="24"/>
+                <w:szCs w:val="24"/>
+              </w:rPr>
+            </w:pPr>
+            <w:r>
+              <w:rPr>
+                <w:rFonts w:ascii="Times New Roman" w:eastAsia="Times New Roman" w:hAnsi="Times New Roman" w:cs="Times New Roman"/>
+                <w:b/>
+                <w:bCs/>
                 <w:sz w:val="24"/>
                 <w:szCs w:val="24"/>
               </w:rPr>
@@ -3495,15 +3402,20 @@
           <w:p>
             <w:pPr>
               <w:spacing w:after="0" w:line="240" w:lineRule="auto"/>
-              <w:rPr>
-                <w:rFonts w:ascii="Times New Roman" w:eastAsia="Times New Roman" w:hAnsi="Times New Roman" w:cs="Times New Roman"/>
-                <w:sz w:val="24"/>
-                <w:szCs w:val="24"/>
-              </w:rPr>
-            </w:pPr>
-            <w:r>
-              <w:rPr>
-                <w:rFonts w:ascii="Times New Roman" w:eastAsia="Times New Roman" w:hAnsi="Times New Roman" w:cs="Times New Roman"/>
+              <w:jc w:val="right"/>
+              <w:rPr>
+                <w:rFonts w:ascii="Times New Roman" w:eastAsia="Times New Roman" w:hAnsi="Times New Roman" w:cs="Times New Roman"/>
+                <w:b/>
+                <w:bCs/>
+                <w:sz w:val="24"/>
+                <w:szCs w:val="24"/>
+              </w:rPr>
+            </w:pPr>
+            <w:r>
+              <w:rPr>
+                <w:rFonts w:ascii="Times New Roman" w:eastAsia="Times New Roman" w:hAnsi="Times New Roman" w:cs="Times New Roman"/>
+                <w:b/>
+                <w:bCs/>
                 <w:sz w:val="24"/>
                 <w:szCs w:val="24"/>
               </w:rPr>
@@ -3527,15 +3439,20 @@
           <w:p>
             <w:pPr>
               <w:spacing w:after="0" w:line="240" w:lineRule="auto"/>
-              <w:rPr>
-                <w:rFonts w:ascii="Times New Roman" w:eastAsia="Times New Roman" w:hAnsi="Times New Roman" w:cs="Times New Roman"/>
-                <w:sz w:val="24"/>
-                <w:szCs w:val="24"/>
-              </w:rPr>
-            </w:pPr>
-            <w:r>
-              <w:rPr>
-                <w:rFonts w:ascii="Times New Roman" w:eastAsia="Times New Roman" w:hAnsi="Times New Roman" w:cs="Times New Roman"/>
+              <w:jc w:val="right"/>
+              <w:rPr>
+                <w:rFonts w:ascii="Times New Roman" w:eastAsia="Times New Roman" w:hAnsi="Times New Roman" w:cs="Times New Roman"/>
+                <w:b/>
+                <w:bCs/>
+                <w:sz w:val="24"/>
+                <w:szCs w:val="24"/>
+              </w:rPr>
+            </w:pPr>
+            <w:r>
+              <w:rPr>
+                <w:rFonts w:ascii="Times New Roman" w:eastAsia="Times New Roman" w:hAnsi="Times New Roman" w:cs="Times New Roman"/>
+                <w:b/>
+                <w:bCs/>
                 <w:sz w:val="24"/>
                 <w:szCs w:val="24"/>
               </w:rPr>
@@ -3629,20 +3546,13 @@
           <w:p>
             <w:pPr>
               <w:spacing w:after="0" w:line="240" w:lineRule="auto"/>
-              <w:rPr>
-                <w:rFonts w:ascii="Times New Roman" w:eastAsia="Times New Roman" w:hAnsi="Times New Roman" w:cs="Times New Roman"/>
-                <w:sz w:val="24"/>
-                <w:szCs w:val="24"/>
-              </w:rPr>
-            </w:pPr>
-            <w:r>
-              <w:rPr>
-                <w:rFonts w:ascii="Times New Roman" w:eastAsia="Times New Roman" w:hAnsi="Times New Roman" w:cs="Times New Roman"/>
-                <w:sz w:val="24"/>
-                <w:szCs w:val="24"/>
-              </w:rPr>
-              <w:t> </w:t>
-            </w:r>
+              <w:jc w:val="center"/>
+              <w:rPr>
+                <w:rFonts w:ascii="Times New Roman" w:eastAsia="Times New Roman" w:hAnsi="Times New Roman" w:cs="Times New Roman"/>
+                <w:sz w:val="24"/>
+                <w:szCs w:val="24"/>
+              </w:rPr>
+            </w:pPr>
           </w:p>
         </w:tc>
         <w:tc>
@@ -3661,6 +3571,7 @@
           <w:p>
             <w:pPr>
               <w:spacing w:after="0" w:line="240" w:lineRule="auto"/>
+              <w:jc w:val="right"/>
               <w:rPr>
                 <w:rFonts w:ascii="Times New Roman" w:eastAsia="Times New Roman" w:hAnsi="Times New Roman" w:cs="Times New Roman"/>
                 <w:sz w:val="24"/>
@@ -3693,6 +3604,7 @@
           <w:p>
             <w:pPr>
               <w:spacing w:after="0" w:line="240" w:lineRule="auto"/>
+              <w:jc w:val="right"/>
               <w:rPr>
                 <w:rFonts w:ascii="Times New Roman" w:eastAsia="Times New Roman" w:hAnsi="Times New Roman" w:cs="Times New Roman"/>
                 <w:sz w:val="24"/>
@@ -3725,6 +3637,7 @@
           <w:p>
             <w:pPr>
               <w:spacing w:after="0" w:line="240" w:lineRule="auto"/>
+              <w:jc w:val="right"/>
               <w:rPr>
                 <w:rFonts w:ascii="Times New Roman" w:eastAsia="Times New Roman" w:hAnsi="Times New Roman" w:cs="Times New Roman"/>
                 <w:sz w:val="24"/>
@@ -3827,20 +3740,13 @@
           <w:p>
             <w:pPr>
               <w:spacing w:after="0" w:line="240" w:lineRule="auto"/>
-              <w:rPr>
-                <w:rFonts w:ascii="Times New Roman" w:eastAsia="Times New Roman" w:hAnsi="Times New Roman" w:cs="Times New Roman"/>
-                <w:sz w:val="24"/>
-                <w:szCs w:val="24"/>
-              </w:rPr>
-            </w:pPr>
-            <w:r>
-              <w:rPr>
-                <w:rFonts w:ascii="Times New Roman" w:eastAsia="Times New Roman" w:hAnsi="Times New Roman" w:cs="Times New Roman"/>
-                <w:sz w:val="24"/>
-                <w:szCs w:val="24"/>
-              </w:rPr>
-              <w:t> </w:t>
-            </w:r>
+              <w:jc w:val="center"/>
+              <w:rPr>
+                <w:rFonts w:ascii="Times New Roman" w:eastAsia="Times New Roman" w:hAnsi="Times New Roman" w:cs="Times New Roman"/>
+                <w:sz w:val="24"/>
+                <w:szCs w:val="24"/>
+              </w:rPr>
+            </w:pPr>
           </w:p>
         </w:tc>
         <w:tc>
@@ -3859,6 +3765,7 @@
           <w:p>
             <w:pPr>
               <w:spacing w:after="0" w:line="240" w:lineRule="auto"/>
+              <w:jc w:val="right"/>
               <w:rPr>
                 <w:rFonts w:ascii="Times New Roman" w:eastAsia="Times New Roman" w:hAnsi="Times New Roman" w:cs="Times New Roman"/>
                 <w:sz w:val="24"/>
@@ -3891,6 +3798,7 @@
           <w:p>
             <w:pPr>
               <w:spacing w:after="0" w:line="240" w:lineRule="auto"/>
+              <w:jc w:val="right"/>
               <w:rPr>
                 <w:rFonts w:ascii="Times New Roman" w:eastAsia="Times New Roman" w:hAnsi="Times New Roman" w:cs="Times New Roman"/>
                 <w:sz w:val="24"/>
@@ -3923,6 +3831,7 @@
           <w:p>
             <w:pPr>
               <w:spacing w:after="0" w:line="240" w:lineRule="auto"/>
+              <w:jc w:val="right"/>
               <w:rPr>
                 <w:rFonts w:ascii="Times New Roman" w:eastAsia="Times New Roman" w:hAnsi="Times New Roman" w:cs="Times New Roman"/>
                 <w:sz w:val="24"/>
@@ -4017,6 +3926,7 @@
           <w:p>
             <w:pPr>
               <w:spacing w:after="0" w:line="240" w:lineRule="auto"/>
+              <w:jc w:val="center"/>
               <w:rPr>
                 <w:rFonts w:ascii="Times New Roman" w:eastAsia="Times New Roman" w:hAnsi="Times New Roman" w:cs="Times New Roman"/>
                 <w:sz w:val="24"/>
@@ -4049,6 +3959,7 @@
           <w:p>
             <w:pPr>
               <w:spacing w:after="0" w:line="240" w:lineRule="auto"/>
+              <w:jc w:val="right"/>
               <w:rPr>
                 <w:rFonts w:ascii="Times New Roman" w:eastAsia="Times New Roman" w:hAnsi="Times New Roman" w:cs="Times New Roman"/>
                 <w:sz w:val="24"/>
@@ -4081,6 +3992,7 @@
           <w:p>
             <w:pPr>
               <w:spacing w:after="0" w:line="240" w:lineRule="auto"/>
+              <w:jc w:val="right"/>
               <w:rPr>
                 <w:rFonts w:ascii="Times New Roman" w:eastAsia="Times New Roman" w:hAnsi="Times New Roman" w:cs="Times New Roman"/>
                 <w:sz w:val="24"/>
@@ -4113,6 +4025,7 @@
           <w:p>
             <w:pPr>
               <w:spacing w:after="0" w:line="240" w:lineRule="auto"/>
+              <w:jc w:val="right"/>
               <w:rPr>
                 <w:rFonts w:ascii="Times New Roman" w:eastAsia="Times New Roman" w:hAnsi="Times New Roman" w:cs="Times New Roman"/>
                 <w:sz w:val="24"/>
@@ -4153,13 +4066,17 @@
               <w:jc w:val="center"/>
               <w:rPr>
                 <w:rFonts w:ascii="Times New Roman" w:eastAsia="Times New Roman" w:hAnsi="Times New Roman" w:cs="Times New Roman"/>
-                <w:sz w:val="24"/>
-                <w:szCs w:val="24"/>
-              </w:rPr>
-            </w:pPr>
-            <w:r>
-              <w:rPr>
-                <w:rFonts w:ascii="Times New Roman" w:eastAsia="Times New Roman" w:hAnsi="Times New Roman" w:cs="Times New Roman"/>
+                <w:b/>
+                <w:bCs/>
+                <w:sz w:val="24"/>
+                <w:szCs w:val="24"/>
+              </w:rPr>
+            </w:pPr>
+            <w:r>
+              <w:rPr>
+                <w:rFonts w:ascii="Times New Roman" w:eastAsia="Times New Roman" w:hAnsi="Times New Roman" w:cs="Times New Roman"/>
+                <w:b/>
+                <w:bCs/>
                 <w:sz w:val="24"/>
                 <w:szCs w:val="24"/>
               </w:rPr>
@@ -4185,17 +4102,21 @@
               <w:spacing w:after="0" w:line="240" w:lineRule="auto"/>
               <w:rPr>
                 <w:rFonts w:ascii="Times New Roman" w:eastAsia="Times New Roman" w:hAnsi="Times New Roman" w:cs="Times New Roman"/>
-                <w:sz w:val="24"/>
-                <w:szCs w:val="24"/>
-              </w:rPr>
-            </w:pPr>
-            <w:r>
-              <w:rPr>
-                <w:rFonts w:ascii="Times New Roman" w:eastAsia="Times New Roman" w:hAnsi="Times New Roman" w:cs="Times New Roman"/>
-                <w:sz w:val="24"/>
-                <w:szCs w:val="24"/>
-              </w:rPr>
-              <w:t>Doanh thu</w:t>
+                <w:b/>
+                <w:bCs/>
+                <w:sz w:val="24"/>
+                <w:szCs w:val="24"/>
+              </w:rPr>
+            </w:pPr>
+            <w:r>
+              <w:rPr>
+                <w:rFonts w:ascii="Times New Roman" w:eastAsia="Times New Roman" w:hAnsi="Times New Roman" w:cs="Times New Roman"/>
+                <w:b/>
+                <w:bCs/>
+                <w:sz w:val="24"/>
+                <w:szCs w:val="24"/>
+              </w:rPr>
+              <w:t>DOANH THU</w:t>
             </w:r>
           </w:p>
         </w:tc>
@@ -4215,20 +4136,15 @@
           <w:p>
             <w:pPr>
               <w:spacing w:after="0" w:line="240" w:lineRule="auto"/>
-              <w:rPr>
-                <w:rFonts w:ascii="Times New Roman" w:eastAsia="Times New Roman" w:hAnsi="Times New Roman" w:cs="Times New Roman"/>
-                <w:sz w:val="24"/>
-                <w:szCs w:val="24"/>
-              </w:rPr>
-            </w:pPr>
-            <w:r>
-              <w:rPr>
-                <w:rFonts w:ascii="Times New Roman" w:eastAsia="Times New Roman" w:hAnsi="Times New Roman" w:cs="Times New Roman"/>
-                <w:sz w:val="24"/>
-                <w:szCs w:val="24"/>
-              </w:rPr>
-              <w:t> </w:t>
-            </w:r>
+              <w:jc w:val="center"/>
+              <w:rPr>
+                <w:rFonts w:ascii="Times New Roman" w:eastAsia="Times New Roman" w:hAnsi="Times New Roman" w:cs="Times New Roman"/>
+                <w:b/>
+                <w:bCs/>
+                <w:sz w:val="24"/>
+                <w:szCs w:val="24"/>
+              </w:rPr>
+            </w:pPr>
           </w:p>
         </w:tc>
         <w:tc>
@@ -4247,15 +4163,20 @@
           <w:p>
             <w:pPr>
               <w:spacing w:after="0" w:line="240" w:lineRule="auto"/>
-              <w:rPr>
-                <w:rFonts w:ascii="Times New Roman" w:eastAsia="Times New Roman" w:hAnsi="Times New Roman" w:cs="Times New Roman"/>
-                <w:sz w:val="24"/>
-                <w:szCs w:val="24"/>
-              </w:rPr>
-            </w:pPr>
-            <w:r>
-              <w:rPr>
-                <w:rFonts w:ascii="Times New Roman" w:eastAsia="Times New Roman" w:hAnsi="Times New Roman" w:cs="Times New Roman"/>
+              <w:jc w:val="right"/>
+              <w:rPr>
+                <w:rFonts w:ascii="Times New Roman" w:eastAsia="Times New Roman" w:hAnsi="Times New Roman" w:cs="Times New Roman"/>
+                <w:b/>
+                <w:bCs/>
+                <w:sz w:val="24"/>
+                <w:szCs w:val="24"/>
+              </w:rPr>
+            </w:pPr>
+            <w:r>
+              <w:rPr>
+                <w:rFonts w:ascii="Times New Roman" w:eastAsia="Times New Roman" w:hAnsi="Times New Roman" w:cs="Times New Roman"/>
+                <w:b/>
+                <w:bCs/>
                 <w:sz w:val="24"/>
                 <w:szCs w:val="24"/>
               </w:rPr>
@@ -4279,15 +4200,20 @@
           <w:p>
             <w:pPr>
               <w:spacing w:after="0" w:line="240" w:lineRule="auto"/>
-              <w:rPr>
-                <w:rFonts w:ascii="Times New Roman" w:eastAsia="Times New Roman" w:hAnsi="Times New Roman" w:cs="Times New Roman"/>
-                <w:sz w:val="24"/>
-                <w:szCs w:val="24"/>
-              </w:rPr>
-            </w:pPr>
-            <w:r>
-              <w:rPr>
-                <w:rFonts w:ascii="Times New Roman" w:eastAsia="Times New Roman" w:hAnsi="Times New Roman" w:cs="Times New Roman"/>
+              <w:jc w:val="right"/>
+              <w:rPr>
+                <w:rFonts w:ascii="Times New Roman" w:eastAsia="Times New Roman" w:hAnsi="Times New Roman" w:cs="Times New Roman"/>
+                <w:b/>
+                <w:bCs/>
+                <w:sz w:val="24"/>
+                <w:szCs w:val="24"/>
+              </w:rPr>
+            </w:pPr>
+            <w:r>
+              <w:rPr>
+                <w:rFonts w:ascii="Times New Roman" w:eastAsia="Times New Roman" w:hAnsi="Times New Roman" w:cs="Times New Roman"/>
+                <w:b/>
+                <w:bCs/>
                 <w:sz w:val="24"/>
                 <w:szCs w:val="24"/>
               </w:rPr>
@@ -4311,15 +4237,20 @@
           <w:p>
             <w:pPr>
               <w:spacing w:after="0" w:line="240" w:lineRule="auto"/>
-              <w:rPr>
-                <w:rFonts w:ascii="Times New Roman" w:eastAsia="Times New Roman" w:hAnsi="Times New Roman" w:cs="Times New Roman"/>
-                <w:sz w:val="24"/>
-                <w:szCs w:val="24"/>
-              </w:rPr>
-            </w:pPr>
-            <w:r>
-              <w:rPr>
-                <w:rFonts w:ascii="Times New Roman" w:eastAsia="Times New Roman" w:hAnsi="Times New Roman" w:cs="Times New Roman"/>
+              <w:jc w:val="right"/>
+              <w:rPr>
+                <w:rFonts w:ascii="Times New Roman" w:eastAsia="Times New Roman" w:hAnsi="Times New Roman" w:cs="Times New Roman"/>
+                <w:b/>
+                <w:bCs/>
+                <w:sz w:val="24"/>
+                <w:szCs w:val="24"/>
+              </w:rPr>
+            </w:pPr>
+            <w:r>
+              <w:rPr>
+                <w:rFonts w:ascii="Times New Roman" w:eastAsia="Times New Roman" w:hAnsi="Times New Roman" w:cs="Times New Roman"/>
+                <w:b/>
+                <w:bCs/>
                 <w:sz w:val="24"/>
                 <w:szCs w:val="24"/>
               </w:rPr>
@@ -4413,20 +4344,13 @@
           <w:p>
             <w:pPr>
               <w:spacing w:after="0" w:line="240" w:lineRule="auto"/>
-              <w:rPr>
-                <w:rFonts w:ascii="Times New Roman" w:eastAsia="Times New Roman" w:hAnsi="Times New Roman" w:cs="Times New Roman"/>
-                <w:sz w:val="24"/>
-                <w:szCs w:val="24"/>
-              </w:rPr>
-            </w:pPr>
-            <w:r>
-              <w:rPr>
-                <w:rFonts w:ascii="Times New Roman" w:eastAsia="Times New Roman" w:hAnsi="Times New Roman" w:cs="Times New Roman"/>
-                <w:sz w:val="24"/>
-                <w:szCs w:val="24"/>
-              </w:rPr>
-              <w:t> </w:t>
-            </w:r>
+              <w:jc w:val="center"/>
+              <w:rPr>
+                <w:rFonts w:ascii="Times New Roman" w:eastAsia="Times New Roman" w:hAnsi="Times New Roman" w:cs="Times New Roman"/>
+                <w:sz w:val="24"/>
+                <w:szCs w:val="24"/>
+              </w:rPr>
+            </w:pPr>
           </w:p>
         </w:tc>
         <w:tc>
@@ -4445,6 +4369,7 @@
           <w:p>
             <w:pPr>
               <w:spacing w:after="0" w:line="240" w:lineRule="auto"/>
+              <w:jc w:val="right"/>
               <w:rPr>
                 <w:rFonts w:ascii="Times New Roman" w:eastAsia="Times New Roman" w:hAnsi="Times New Roman" w:cs="Times New Roman"/>
                 <w:sz w:val="24"/>
@@ -4477,6 +4402,7 @@
           <w:p>
             <w:pPr>
               <w:spacing w:after="0" w:line="240" w:lineRule="auto"/>
+              <w:jc w:val="right"/>
               <w:rPr>
                 <w:rFonts w:ascii="Times New Roman" w:eastAsia="Times New Roman" w:hAnsi="Times New Roman" w:cs="Times New Roman"/>
                 <w:sz w:val="24"/>
@@ -4509,6 +4435,7 @@
           <w:p>
             <w:pPr>
               <w:spacing w:after="0" w:line="240" w:lineRule="auto"/>
+              <w:jc w:val="right"/>
               <w:rPr>
                 <w:rFonts w:ascii="Times New Roman" w:eastAsia="Times New Roman" w:hAnsi="Times New Roman" w:cs="Times New Roman"/>
                 <w:sz w:val="24"/>
@@ -4611,6 +4538,7 @@
           <w:p>
             <w:pPr>
               <w:spacing w:after="0" w:line="240" w:lineRule="auto"/>
+              <w:jc w:val="center"/>
               <w:rPr>
                 <w:rFonts w:ascii="Times New Roman" w:eastAsia="Times New Roman" w:hAnsi="Times New Roman" w:cs="Times New Roman"/>
                 <w:sz w:val="24"/>
@@ -4643,6 +4571,7 @@
           <w:p>
             <w:pPr>
               <w:spacing w:after="0" w:line="240" w:lineRule="auto"/>
+              <w:jc w:val="right"/>
               <w:rPr>
                 <w:rFonts w:ascii="Times New Roman" w:eastAsia="Times New Roman" w:hAnsi="Times New Roman" w:cs="Times New Roman"/>
                 <w:sz w:val="24"/>
@@ -4675,6 +4604,7 @@
           <w:p>
             <w:pPr>
               <w:spacing w:after="0" w:line="240" w:lineRule="auto"/>
+              <w:jc w:val="right"/>
               <w:rPr>
                 <w:rFonts w:ascii="Times New Roman" w:eastAsia="Times New Roman" w:hAnsi="Times New Roman" w:cs="Times New Roman"/>
                 <w:sz w:val="24"/>
@@ -4707,6 +4637,7 @@
           <w:p>
             <w:pPr>
               <w:spacing w:after="0" w:line="240" w:lineRule="auto"/>
+              <w:jc w:val="right"/>
               <w:rPr>
                 <w:rFonts w:ascii="Times New Roman" w:eastAsia="Times New Roman" w:hAnsi="Times New Roman" w:cs="Times New Roman"/>
                 <w:sz w:val="24"/>
@@ -4809,20 +4740,13 @@
           <w:p>
             <w:pPr>
               <w:spacing w:after="0" w:line="240" w:lineRule="auto"/>
-              <w:rPr>
-                <w:rFonts w:ascii="Times New Roman" w:eastAsia="Times New Roman" w:hAnsi="Times New Roman" w:cs="Times New Roman"/>
-                <w:sz w:val="24"/>
-                <w:szCs w:val="24"/>
-              </w:rPr>
-            </w:pPr>
-            <w:r>
-              <w:rPr>
-                <w:rFonts w:ascii="Times New Roman" w:eastAsia="Times New Roman" w:hAnsi="Times New Roman" w:cs="Times New Roman"/>
-                <w:sz w:val="24"/>
-                <w:szCs w:val="24"/>
-              </w:rPr>
-              <w:t> </w:t>
-            </w:r>
+              <w:jc w:val="center"/>
+              <w:rPr>
+                <w:rFonts w:ascii="Times New Roman" w:eastAsia="Times New Roman" w:hAnsi="Times New Roman" w:cs="Times New Roman"/>
+                <w:sz w:val="24"/>
+                <w:szCs w:val="24"/>
+              </w:rPr>
+            </w:pPr>
           </w:p>
         </w:tc>
         <w:tc>
@@ -4841,6 +4765,7 @@
           <w:p>
             <w:pPr>
               <w:spacing w:after="0" w:line="240" w:lineRule="auto"/>
+              <w:jc w:val="right"/>
               <w:rPr>
                 <w:rFonts w:ascii="Times New Roman" w:eastAsia="Times New Roman" w:hAnsi="Times New Roman" w:cs="Times New Roman"/>
                 <w:sz w:val="24"/>
@@ -4873,6 +4798,7 @@
           <w:p>
             <w:pPr>
               <w:spacing w:after="0" w:line="240" w:lineRule="auto"/>
+              <w:jc w:val="right"/>
               <w:rPr>
                 <w:rFonts w:ascii="Times New Roman" w:eastAsia="Times New Roman" w:hAnsi="Times New Roman" w:cs="Times New Roman"/>
                 <w:sz w:val="24"/>
@@ -4905,6 +4831,7 @@
           <w:p>
             <w:pPr>
               <w:spacing w:after="0" w:line="240" w:lineRule="auto"/>
+              <w:jc w:val="right"/>
               <w:rPr>
                 <w:rFonts w:ascii="Times New Roman" w:eastAsia="Times New Roman" w:hAnsi="Times New Roman" w:cs="Times New Roman"/>
                 <w:sz w:val="24"/>
@@ -4945,13 +4872,17 @@
               <w:jc w:val="center"/>
               <w:rPr>
                 <w:rFonts w:ascii="Times New Roman" w:eastAsia="Times New Roman" w:hAnsi="Times New Roman" w:cs="Times New Roman"/>
-                <w:sz w:val="24"/>
-                <w:szCs w:val="24"/>
-              </w:rPr>
-            </w:pPr>
-            <w:r>
-              <w:rPr>
-                <w:rFonts w:ascii="Times New Roman" w:eastAsia="Times New Roman" w:hAnsi="Times New Roman" w:cs="Times New Roman"/>
+                <w:b/>
+                <w:bCs/>
+                <w:sz w:val="24"/>
+                <w:szCs w:val="24"/>
+              </w:rPr>
+            </w:pPr>
+            <w:r>
+              <w:rPr>
+                <w:rFonts w:ascii="Times New Roman" w:eastAsia="Times New Roman" w:hAnsi="Times New Roman" w:cs="Times New Roman"/>
+                <w:b/>
+                <w:bCs/>
                 <w:sz w:val="24"/>
                 <w:szCs w:val="24"/>
               </w:rPr>
@@ -4977,13 +4908,17 @@
               <w:spacing w:after="0" w:line="240" w:lineRule="auto"/>
               <w:rPr>
                 <w:rFonts w:ascii="Times New Roman" w:eastAsia="Times New Roman" w:hAnsi="Times New Roman" w:cs="Times New Roman"/>
-                <w:sz w:val="24"/>
-                <w:szCs w:val="24"/>
-              </w:rPr>
-            </w:pPr>
-            <w:r>
-              <w:rPr>
-                <w:rFonts w:ascii="Times New Roman" w:eastAsia="Times New Roman" w:hAnsi="Times New Roman" w:cs="Times New Roman"/>
+                <w:b/>
+                <w:bCs/>
+                <w:sz w:val="24"/>
+                <w:szCs w:val="24"/>
+              </w:rPr>
+            </w:pPr>
+            <w:r>
+              <w:rPr>
+                <w:rFonts w:ascii="Times New Roman" w:eastAsia="Times New Roman" w:hAnsi="Times New Roman" w:cs="Times New Roman"/>
+                <w:b/>
+                <w:bCs/>
                 <w:sz w:val="24"/>
                 <w:szCs w:val="24"/>
               </w:rPr>
@@ -5007,20 +4942,15 @@
           <w:p>
             <w:pPr>
               <w:spacing w:after="0" w:line="240" w:lineRule="auto"/>
-              <w:rPr>
-                <w:rFonts w:ascii="Times New Roman" w:eastAsia="Times New Roman" w:hAnsi="Times New Roman" w:cs="Times New Roman"/>
-                <w:sz w:val="24"/>
-                <w:szCs w:val="24"/>
-              </w:rPr>
-            </w:pPr>
-            <w:r>
-              <w:rPr>
-                <w:rFonts w:ascii="Times New Roman" w:eastAsia="Times New Roman" w:hAnsi="Times New Roman" w:cs="Times New Roman"/>
-                <w:sz w:val="24"/>
-                <w:szCs w:val="24"/>
-              </w:rPr>
-              <w:t> </w:t>
-            </w:r>
+              <w:jc w:val="center"/>
+              <w:rPr>
+                <w:rFonts w:ascii="Times New Roman" w:eastAsia="Times New Roman" w:hAnsi="Times New Roman" w:cs="Times New Roman"/>
+                <w:b/>
+                <w:bCs/>
+                <w:sz w:val="24"/>
+                <w:szCs w:val="24"/>
+              </w:rPr>
+            </w:pPr>
           </w:p>
         </w:tc>
         <w:tc>
@@ -5039,15 +4969,20 @@
           <w:p>
             <w:pPr>
               <w:spacing w:after="0" w:line="240" w:lineRule="auto"/>
-              <w:rPr>
-                <w:rFonts w:ascii="Times New Roman" w:eastAsia="Times New Roman" w:hAnsi="Times New Roman" w:cs="Times New Roman"/>
-                <w:sz w:val="24"/>
-                <w:szCs w:val="24"/>
-              </w:rPr>
-            </w:pPr>
-            <w:r>
-              <w:rPr>
-                <w:rFonts w:ascii="Times New Roman" w:eastAsia="Times New Roman" w:hAnsi="Times New Roman" w:cs="Times New Roman"/>
+              <w:jc w:val="right"/>
+              <w:rPr>
+                <w:rFonts w:ascii="Times New Roman" w:eastAsia="Times New Roman" w:hAnsi="Times New Roman" w:cs="Times New Roman"/>
+                <w:b/>
+                <w:bCs/>
+                <w:sz w:val="24"/>
+                <w:szCs w:val="24"/>
+              </w:rPr>
+            </w:pPr>
+            <w:r>
+              <w:rPr>
+                <w:rFonts w:ascii="Times New Roman" w:eastAsia="Times New Roman" w:hAnsi="Times New Roman" w:cs="Times New Roman"/>
+                <w:b/>
+                <w:bCs/>
                 <w:sz w:val="24"/>
                 <w:szCs w:val="24"/>
               </w:rPr>
@@ -5071,15 +5006,20 @@
           <w:p>
             <w:pPr>
               <w:spacing w:after="0" w:line="240" w:lineRule="auto"/>
-              <w:rPr>
-                <w:rFonts w:ascii="Times New Roman" w:eastAsia="Times New Roman" w:hAnsi="Times New Roman" w:cs="Times New Roman"/>
-                <w:sz w:val="24"/>
-                <w:szCs w:val="24"/>
-              </w:rPr>
-            </w:pPr>
-            <w:r>
-              <w:rPr>
-                <w:rFonts w:ascii="Times New Roman" w:eastAsia="Times New Roman" w:hAnsi="Times New Roman" w:cs="Times New Roman"/>
+              <w:jc w:val="right"/>
+              <w:rPr>
+                <w:rFonts w:ascii="Times New Roman" w:eastAsia="Times New Roman" w:hAnsi="Times New Roman" w:cs="Times New Roman"/>
+                <w:b/>
+                <w:bCs/>
+                <w:sz w:val="24"/>
+                <w:szCs w:val="24"/>
+              </w:rPr>
+            </w:pPr>
+            <w:r>
+              <w:rPr>
+                <w:rFonts w:ascii="Times New Roman" w:eastAsia="Times New Roman" w:hAnsi="Times New Roman" w:cs="Times New Roman"/>
+                <w:b/>
+                <w:bCs/>
                 <w:sz w:val="24"/>
                 <w:szCs w:val="24"/>
               </w:rPr>
@@ -5103,15 +5043,20 @@
           <w:p>
             <w:pPr>
               <w:spacing w:after="0" w:line="240" w:lineRule="auto"/>
-              <w:rPr>
-                <w:rFonts w:ascii="Times New Roman" w:eastAsia="Times New Roman" w:hAnsi="Times New Roman" w:cs="Times New Roman"/>
-                <w:sz w:val="24"/>
-                <w:szCs w:val="24"/>
-              </w:rPr>
-            </w:pPr>
-            <w:r>
-              <w:rPr>
-                <w:rFonts w:ascii="Times New Roman" w:eastAsia="Times New Roman" w:hAnsi="Times New Roman" w:cs="Times New Roman"/>
+              <w:jc w:val="right"/>
+              <w:rPr>
+                <w:rFonts w:ascii="Times New Roman" w:eastAsia="Times New Roman" w:hAnsi="Times New Roman" w:cs="Times New Roman"/>
+                <w:b/>
+                <w:bCs/>
+                <w:sz w:val="24"/>
+                <w:szCs w:val="24"/>
+              </w:rPr>
+            </w:pPr>
+            <w:r>
+              <w:rPr>
+                <w:rFonts w:ascii="Times New Roman" w:eastAsia="Times New Roman" w:hAnsi="Times New Roman" w:cs="Times New Roman"/>
+                <w:b/>
+                <w:bCs/>
                 <w:sz w:val="24"/>
                 <w:szCs w:val="24"/>
               </w:rPr>
@@ -5219,7 +5164,15 @@
           <w:szCs w:val="28"/>
           <w:lang w:val="vi-VN"/>
         </w:rPr>
-        <w:t xml:space="preserve"> hoa Cát tường</w:t>
+        <w:t xml:space="preserve"> hoa </w:t>
+      </w:r>
+      <w:r>
+        <w:rPr>
+          <w:rFonts w:ascii="Times New Roman" w:eastAsia="Times New Roman" w:hAnsi="Times New Roman" w:cs="Times New Roman"/>
+          <w:sz w:val="26"/>
+          <w:szCs w:val="28"/>
+        </w:rPr>
+        <w:t>[PA.Loại hoa]</w:t>
       </w:r>
       <w:r>
         <w:rPr>
@@ -5242,8 +5195,6 @@
       <w:r>
         <w:rPr>
           <w:rFonts w:ascii="Times New Roman" w:eastAsia="Times New Roman" w:hAnsi="Times New Roman" w:cs="Times New Roman"/>
-          <w:b/>
-          <w:bCs/>
           <w:sz w:val="26"/>
           <w:szCs w:val="26"/>
         </w:rPr>
@@ -5356,7 +5307,7 @@
           <w:sz w:val="26"/>
           <w:szCs w:val="28"/>
         </w:rPr>
-        <w:t>[STT] - [Tên TSBĐ] theo Giấy chứng nhận số [Số seri] do [Cơ quan cấp] cấp ngày [Cấp ngày]. Giá trị ước tính: [Tổng giá trị TS] đồng</w:t>
+        <w:t>- [Tên TSBĐ] theo Giấy chứng nhận số [Số seri] do [Cơ quan cấp] cấp ngày [Cấp ngày]. Giá trị ước tính: [Tổng giá trị TS] đồng</w:t>
       </w:r>
     </w:p>
     <w:p>
@@ -5422,7 +5373,7 @@
           <w:sz w:val="26"/>
           <w:szCs w:val="28"/>
         </w:rPr>
-        <w:t>[STT] - [Tên TSBĐ] nhãn hiệu [Nhãn hiệu], Giấy chứng nhận đăng ký số [Giấy đăng ký số] do [Cơ quan cấp] cấp ngày [Cấp ngày]. Giá trị ước tính: [Giá trị tài sản] đồng</w:t>
+        <w:t>- [Tên TSBĐ] nhãn hiệu [Nhãn hiệu], Giấy chứng nhận đăng ký số [Giấy đăng ký số] do [Cơ quan cấp] cấp ngày [Cấp ngày]. Giá trị ước tính: [Giá trị tài sản] đồng</w:t>
       </w:r>
     </w:p>
     <w:p>
@@ -5893,24 +5844,8 @@
                 <w:shd w:val="clear" w:color="auto" w:fill="FFFFFF"/>
                 <w:lang w:val="vi-VN"/>
               </w:rPr>
-              <w:t>Quan hệ tín dụng tại Agribank</w:t>
-            </w:r>
-          </w:p>
-        </w:tc>
-        <w:tc>
-          <w:tcPr>
-            <w:tcW w:w="773" w:type="pct"/>
-            <w:vAlign w:val="center"/>
-          </w:tcPr>
-          <w:p>
-            <w:pPr>
-              <w:spacing w:after="0" w:line="240" w:lineRule="auto"/>
-              <w:jc w:val="center"/>
-              <w:rPr>
-                <w:rFonts w:eastAsia="Calibri"/>
-                <w:b/>
-              </w:rPr>
-            </w:pPr>
+              <w:t xml:space="preserve">Quan hệ tín dụng tại </w:t>
+            </w:r>
             <w:r>
               <w:rPr>
                 <w:rFonts w:eastAsia="Times New Roman"/>
@@ -5920,7 +5855,48 @@
                 <w:shd w:val="clear" w:color="auto" w:fill="FFFFFF"/>
                 <w:lang w:val="vi-VN"/>
               </w:rPr>
-              <w:t>Mối quan hệ liên quan</w:t>
+              <w:lastRenderedPageBreak/>
+              <w:t>Agribank</w:t>
+            </w:r>
+          </w:p>
+        </w:tc>
+        <w:tc>
+          <w:tcPr>
+            <w:tcW w:w="773" w:type="pct"/>
+            <w:vAlign w:val="center"/>
+          </w:tcPr>
+          <w:p>
+            <w:pPr>
+              <w:spacing w:after="0" w:line="240" w:lineRule="auto"/>
+              <w:jc w:val="center"/>
+              <w:rPr>
+                <w:rFonts w:eastAsia="Calibri"/>
+                <w:b/>
+              </w:rPr>
+            </w:pPr>
+            <w:r>
+              <w:rPr>
+                <w:rFonts w:eastAsia="Times New Roman"/>
+                <w:b/>
+                <w:bCs/>
+                <w:szCs w:val="28"/>
+                <w:shd w:val="clear" w:color="auto" w:fill="FFFFFF"/>
+                <w:lang w:val="vi-VN"/>
+              </w:rPr>
+              <w:lastRenderedPageBreak/>
+              <w:t xml:space="preserve">Mối quan hệ liên </w:t>
+            </w:r>
+            <w:r>
+              <w:rPr>
+                <w:rFonts w:eastAsia="Times New Roman"/>
+                <w:b/>
+                <w:bCs/>
+                <w:szCs w:val="28"/>
+                <w:shd w:val="clear" w:color="auto" w:fill="FFFFFF"/>
+                <w:lang w:val="vi-VN"/>
+              </w:rPr>
+              <w:lastRenderedPageBreak/>
+              <w:t>quan</w:t>
             </w:r>
           </w:p>
         </w:tc>
@@ -5946,6 +5922,7 @@
               <w:rPr>
                 <w:rFonts w:eastAsia="Calibri"/>
               </w:rPr>
+              <w:lastRenderedPageBreak/>
               <w:t>[#NLQ]</w:t>
             </w:r>
           </w:p>
@@ -6047,7 +6024,6 @@
               <w:rPr>
                 <w:rFonts w:eastAsia="Calibri"/>
               </w:rPr>
-              <w:lastRenderedPageBreak/>
               <w:t>[NLQ.TV.STT]</w:t>
             </w:r>
           </w:p>
